--- a/klagomål/A 23846-2026 FSC-klagomål.docx
+++ b/klagomål/A 23846-2026 FSC-klagomål.docx
@@ -751,7 +751,7 @@
     <w:r>
       <w:tab/>
       <w:tab/>
-      <w:t>2026-05-26</w:t>
+      <w:t>2026-05-27</w:t>
       <w:br/>
       <w:br/>
     </w:r>

--- a/klagomål/A 23846-2026 FSC-klagomål.docx
+++ b/klagomål/A 23846-2026 FSC-klagomål.docx
@@ -751,7 +751,7 @@
     <w:r>
       <w:tab/>
       <w:tab/>
-      <w:t>2026-05-27</w:t>
+      <w:t>2026-05-28</w:t>
       <w:br/>
       <w:br/>
     </w:r>

--- a/klagomål/A 23846-2026 FSC-klagomål.docx
+++ b/klagomål/A 23846-2026 FSC-klagomål.docx
@@ -751,7 +751,7 @@
     <w:r>
       <w:tab/>
       <w:tab/>
-      <w:t>2026-05-28</w:t>
+      <w:t>2026-05-29</w:t>
       <w:br/>
       <w:br/>
     </w:r>

--- a/klagomål/A 23846-2026 FSC-klagomål.docx
+++ b/klagomål/A 23846-2026 FSC-klagomål.docx
@@ -751,7 +751,7 @@
     <w:r>
       <w:tab/>
       <w:tab/>
-      <w:t>2026-05-29</w:t>
+      <w:t>2026-05-30</w:t>
       <w:br/>
       <w:br/>
     </w:r>

--- a/klagomål/A 23846-2026 FSC-klagomål.docx
+++ b/klagomål/A 23846-2026 FSC-klagomål.docx
@@ -751,7 +751,7 @@
     <w:r>
       <w:tab/>
       <w:tab/>
-      <w:t>2026-05-30</w:t>
+      <w:t>2026-05-31</w:t>
       <w:br/>
       <w:br/>
     </w:r>

--- a/klagomål/A 23846-2026 FSC-klagomål.docx
+++ b/klagomål/A 23846-2026 FSC-klagomål.docx
@@ -751,7 +751,7 @@
     <w:r>
       <w:tab/>
       <w:tab/>
-      <w:t>2026-05-31</w:t>
+      <w:t>2026-06-01</w:t>
       <w:br/>
       <w:br/>
     </w:r>

--- a/klagomål/A 23846-2026 FSC-klagomål.docx
+++ b/klagomål/A 23846-2026 FSC-klagomål.docx
@@ -751,7 +751,7 @@
     <w:r>
       <w:tab/>
       <w:tab/>
-      <w:t>2026-06-01</w:t>
+      <w:t>2026-06-02</w:t>
       <w:br/>
       <w:br/>
     </w:r>

--- a/klagomål/A 23846-2026 FSC-klagomål.docx
+++ b/klagomål/A 23846-2026 FSC-klagomål.docx
@@ -751,7 +751,7 @@
     <w:r>
       <w:tab/>
       <w:tab/>
-      <w:t>2026-06-02</w:t>
+      <w:t>2026-06-03</w:t>
       <w:br/>
       <w:br/>
     </w:r>

--- a/klagomål/A 23846-2026 FSC-klagomål.docx
+++ b/klagomål/A 23846-2026 FSC-klagomål.docx
@@ -751,7 +751,7 @@
     <w:r>
       <w:tab/>
       <w:tab/>
-      <w:t>2026-06-03</w:t>
+      <w:t>2026-06-04</w:t>
       <w:br/>
       <w:br/>
     </w:r>

--- a/klagomål/A 23846-2026 FSC-klagomål.docx
+++ b/klagomål/A 23846-2026 FSC-klagomål.docx
@@ -751,7 +751,7 @@
     <w:r>
       <w:tab/>
       <w:tab/>
-      <w:t>2026-06-04</w:t>
+      <w:t>2026-06-05</w:t>
       <w:br/>
       <w:br/>
     </w:r>

--- a/klagomål/A 23846-2026 FSC-klagomål.docx
+++ b/klagomål/A 23846-2026 FSC-klagomål.docx
@@ -751,7 +751,7 @@
     <w:r>
       <w:tab/>
       <w:tab/>
-      <w:t>2026-06-05</w:t>
+      <w:t>2026-06-06</w:t>
       <w:br/>
       <w:br/>
     </w:r>

--- a/klagomål/A 23846-2026 FSC-klagomål.docx
+++ b/klagomål/A 23846-2026 FSC-klagomål.docx
@@ -751,7 +751,7 @@
     <w:r>
       <w:tab/>
       <w:tab/>
-      <w:t>2026-06-06</w:t>
+      <w:t>2026-06-07</w:t>
       <w:br/>
       <w:br/>
     </w:r>

--- a/klagomål/A 23846-2026 FSC-klagomål.docx
+++ b/klagomål/A 23846-2026 FSC-klagomål.docx
@@ -751,7 +751,7 @@
     <w:r>
       <w:tab/>
       <w:tab/>
-      <w:t>2026-06-07</w:t>
+      <w:t>2026-06-08</w:t>
       <w:br/>
       <w:br/>
     </w:r>

--- a/klagomål/A 23846-2026 FSC-klagomål.docx
+++ b/klagomål/A 23846-2026 FSC-klagomål.docx
@@ -751,7 +751,7 @@
     <w:r>
       <w:tab/>
       <w:tab/>
-      <w:t>2026-06-08</w:t>
+      <w:t>2026-06-09</w:t>
       <w:br/>
       <w:br/>
     </w:r>

--- a/klagomål/A 23846-2026 FSC-klagomål.docx
+++ b/klagomål/A 23846-2026 FSC-klagomål.docx
@@ -751,7 +751,7 @@
     <w:r>
       <w:tab/>
       <w:tab/>
-      <w:t>2026-06-09</w:t>
+      <w:t>2026-06-10</w:t>
       <w:br/>
       <w:br/>
     </w:r>

--- a/klagomål/A 23846-2026 FSC-klagomål.docx
+++ b/klagomål/A 23846-2026 FSC-klagomål.docx
@@ -751,7 +751,7 @@
     <w:r>
       <w:tab/>
       <w:tab/>
-      <w:t>2026-06-10</w:t>
+      <w:t>2026-06-11</w:t>
       <w:br/>
       <w:br/>
     </w:r>

--- a/klagomål/A 23846-2026 FSC-klagomål.docx
+++ b/klagomål/A 23846-2026 FSC-klagomål.docx
@@ -751,7 +751,7 @@
     <w:r>
       <w:tab/>
       <w:tab/>
-      <w:t>2026-06-11</w:t>
+      <w:t>2026-06-12</w:t>
       <w:br/>
       <w:br/>
     </w:r>

--- a/klagomål/A 23846-2026 FSC-klagomål.docx
+++ b/klagomål/A 23846-2026 FSC-klagomål.docx
@@ -751,7 +751,7 @@
     <w:r>
       <w:tab/>
       <w:tab/>
-      <w:t>2026-06-12</w:t>
+      <w:t>2026-06-13</w:t>
       <w:br/>
       <w:br/>
     </w:r>

--- a/klagomål/A 23846-2026 FSC-klagomål.docx
+++ b/klagomål/A 23846-2026 FSC-klagomål.docx
@@ -751,7 +751,7 @@
     <w:r>
       <w:tab/>
       <w:tab/>
-      <w:t>2026-06-13</w:t>
+      <w:t>2026-06-14</w:t>
       <w:br/>
       <w:br/>
     </w:r>

--- a/klagomål/A 23846-2026 FSC-klagomål.docx
+++ b/klagomål/A 23846-2026 FSC-klagomål.docx
@@ -751,7 +751,7 @@
     <w:r>
       <w:tab/>
       <w:tab/>
-      <w:t>2026-06-15</w:t>
+      <w:t>2026-06-16</w:t>
       <w:br/>
       <w:br/>
     </w:r>

--- a/klagomål/A 23846-2026 FSC-klagomål.docx
+++ b/klagomål/A 23846-2026 FSC-klagomål.docx
@@ -751,7 +751,7 @@
     <w:r>
       <w:tab/>
       <w:tab/>
-      <w:t>2026-06-16</w:t>
+      <w:t>2026-06-17</w:t>
       <w:br/>
       <w:br/>
     </w:r>

--- a/klagomål/A 23846-2026 FSC-klagomål.docx
+++ b/klagomål/A 23846-2026 FSC-klagomål.docx
@@ -1,6 +1,6 @@
 
 <file path=word/document.xml><?xml version="1.0" encoding="utf-8"?>
-<w:document xmlns:wpc="http://schemas.microsoft.com/office/word/2010/wordprocessingCanvas" xmlns:cx="http://schemas.microsoft.com/office/drawing/2014/chartex" xmlns:cx1="http://schemas.microsoft.com/office/drawing/2015/9/8/chartex" xmlns:cx2="http://schemas.microsoft.com/office/drawing/2015/10/21/chartex" xmlns:cx3="http://schemas.microsoft.com/office/drawing/2016/5/9/chartex" xmlns:cx4="http://schemas.microsoft.com/office/drawing/2016/5/10/chartex" xmlns:cx5="http://schemas.microsoft.com/office/drawing/2016/5/11/chartex" xmlns:cx6="http://schemas.microsoft.com/office/drawing/2016/5/12/chartex" xmlns:cx7="http://schemas.microsoft.com/office/drawing/2016/5/13/chartex" xmlns:cx8="http://schemas.microsoft.com/office/drawing/2016/5/14/chartex" xmlns:mc="http://schemas.openxmlformats.org/markup-compatibility/2006" xmlns:aink="http://schemas.microsoft.com/office/drawing/2016/ink" xmlns:am3d="http://schemas.microsoft.com/office/drawing/2017/model3d" xmlns:o="urn:schemas-microsoft-com:office:office" xmlns:oel="http://schemas.microsoft.com/office/2019/extlst" xmlns:r="http://schemas.openxmlformats.org/officeDocument/2006/relationships" xmlns:m="http://schemas.openxmlformats.org/officeDocument/2006/math" xmlns:v="urn:schemas-microsoft-com:vml" xmlns:wp14="http://schemas.microsoft.com/office/word/2010/wordprocessingDrawing" xmlns:wp="http://schemas.openxmlformats.org/drawingml/2006/wordprocessingDrawing" xmlns:w10="urn:schemas-microsoft-com:office:word" xmlns:w="http://schemas.openxmlformats.org/wordprocessingml/2006/main" xmlns:w14="http://schemas.microsoft.com/office/word/2010/wordml" xmlns:w15="http://schemas.microsoft.com/office/word/2012/wordml" xmlns:w16cex="http://schemas.microsoft.com/office/word/2018/wordml/cex" xmlns:w16cid="http://schemas.microsoft.com/office/word/2016/wordml/cid" xmlns:w16="http://schemas.microsoft.com/office/word/2018/wordml" xmlns:w16sdtdh="http://schemas.microsoft.com/office/word/2020/wordml/sdtdatahash" xmlns:w16se="http://schemas.microsoft.com/office/word/2015/wordml/symex" xmlns:wpg="http://schemas.microsoft.com/office/word/2010/wordprocessingGroup" xmlns:wpi="http://schemas.microsoft.com/office/word/2010/wordprocessingInk" xmlns:wne="http://schemas.microsoft.com/office/word/2006/wordml" xmlns:wps="http://schemas.microsoft.com/office/word/2010/wordprocessingShape" mc:Ignorable="w14 w15 w16se w16cid w16 w16cex w16sdtdh wp14">
+<w:document xmlns:wpc="http://schemas.microsoft.com/office/word/2010/wordprocessingCanvas" xmlns:cx="http://schemas.microsoft.com/office/drawing/2014/chartex" xmlns:cx1="http://schemas.microsoft.com/office/drawing/2015/9/8/chartex" xmlns:cx2="http://schemas.microsoft.com/office/drawing/2015/10/21/chartex" xmlns:cx3="http://schemas.microsoft.com/office/drawing/2016/5/9/chartex" xmlns:cx4="http://schemas.microsoft.com/office/drawing/2016/5/10/chartex" xmlns:cx5="http://schemas.microsoft.com/office/drawing/2016/5/11/chartex" xmlns:cx6="http://schemas.microsoft.com/office/drawing/2016/5/12/chartex" xmlns:cx7="http://schemas.microsoft.com/office/drawing/2016/5/13/chartex" xmlns:cx8="http://schemas.microsoft.com/office/drawing/2016/5/14/chartex" xmlns:mc="http://schemas.openxmlformats.org/markup-compatibility/2006" xmlns:aink="http://schemas.microsoft.com/office/drawing/2016/ink" xmlns:am3d="http://schemas.microsoft.com/office/drawing/2017/model3d" xmlns:o="urn:schemas-microsoft-com:office:office" xmlns:oel="http://schemas.microsoft.com/office/2019/extlst" xmlns:r="http://schemas.openxmlformats.org/officeDocument/2006/relationships" xmlns:m="http://schemas.openxmlformats.org/officeDocument/2006/math" xmlns:v="urn:schemas-microsoft-com:vml" xmlns:wp14="http://schemas.microsoft.com/office/word/2010/wordprocessingDrawing" xmlns:wp="http://schemas.openxmlformats.org/drawingml/2006/wordprocessingDrawing" xmlns:w10="urn:schemas-microsoft-com:office:word" xmlns:w="http://schemas.openxmlformats.org/wordprocessingml/2006/main" xmlns:w14="http://schemas.microsoft.com/office/word/2010/wordml" xmlns:w15="http://schemas.microsoft.com/office/word/2012/wordml" xmlns:w16cex="http://schemas.microsoft.com/office/word/2018/wordml/cex" xmlns:w16cid="http://schemas.microsoft.com/office/word/2016/wordml/cid" xmlns:w16="http://schemas.microsoft.com/office/word/2018/wordml" xmlns:w16du="http://schemas.microsoft.com/office/word/2023/wordml/word16du" xmlns:w16sdtdh="http://schemas.microsoft.com/office/word/2020/wordml/sdtdatahash" xmlns:w16sdtfl="http://schemas.microsoft.com/office/word/2024/wordml/sdtformatlock" xmlns:w16se="http://schemas.microsoft.com/office/word/2015/wordml/symex" xmlns:wpg="http://schemas.microsoft.com/office/word/2010/wordprocessingGroup" xmlns:wpi="http://schemas.microsoft.com/office/word/2010/wordprocessingInk" xmlns:wne="http://schemas.microsoft.com/office/word/2006/wordml" xmlns:wps="http://schemas.microsoft.com/office/word/2010/wordprocessingShape" mc:Ignorable="w14 w15 w16se w16cid w16 w16cex w16sdtdh w16sdtfl w16du wp14">
   <w:body>
     <w:p>
       <w:r>
@@ -168,12 +168,12 @@
     </w:p>
     <w:p>
       <w:r>
-        <w:t>Detta dokument behandlar höga naturvärden i avverkningsanmälan A 23846-2026 i Södertälje kommun. Denna avverkningsanmälan inkom 2026-05-25 08:44:18 och omfattar 11,2 ha.</w:t>
+        <w:t>Detta dokument behandlar höga naturvärden i avverkningsanmälan A 23846-2026 i Södertälje kommun som inkom 2026-05-25 och omfattar 11,2 ha.</w:t>
       </w:r>
     </w:p>
     <w:p>
       <w:r>
-        <w:t>Nedan presenteras fynd av naturvårdsarter och fridlysta arter som gjorts i det avverkningsanmälda området, samt relevanta utdrag ur standarderna för FSC, Chain of Custody, Controlled Wood och PEFC.</w:t>
+        <w:t>Nedan presenteras fynd av naturvårdsarter och fridlysta arter som gjorts i det avverkningsanmälda området, samt relevanta utdrag ur standarderna för FSC, Chain of Custody, Controlled Wood och PEFC. I BILAGA 1 finns artfakta om fridlysta arter.</w:t>
       </w:r>
     </w:p>
     <w:p>
@@ -191,12 +191,15 @@
     </w:p>
     <w:p>
       <w:r>
-        <w:t>I avverkningsanmälan har följande 6 naturvårdsarter hittats: tallticka (NT), blåmossa (S), flagellkvastmossa (S), bred kärrtrollslända (§4a), citronfläckad kärrtrollslända (§4a) och pudrad kärrtrollslända (§4a). Av dessa är 1 rödlistade. För rödlistade arter har rödlistekategorin angivits inom parentes. Arter som är signalarter enligt Skogsstyrelsen har markerats med (S). För fridlysta arter anges även paragrafen i Artskyddsförordningen som arten är fridlyst enligt.</w:t>
+        <w:t>I och inom 25 meter från avverkningsanmälan har följande 16 naturvårdsarter hittats: motaggsvamp (NT, T), talltaggsvamp (NT), tallticka (NT, T), blåmossa (S, T), flagellkvastmossa (S, T), granbarkgnagare (S, T), grovticka (S, T), grön sköldmossa (S, T, §8), jättesvampmal (S), krushättemossa (T), skriftlav (T), tjäder (T, §4), bred kärrtrollslända (§4a), citronfläckad kärrtrollslända (§4a), pudrad kärrtrollslända (§4a) och trana (§4). Av dessa är 3 rödlistade. För rödlistade arter har rödlistekategorin angivits inom parentes. Arter som är signalarter enligt Skogsstyrelsen har markerats med (S). Typiska arter inom Natura 2000 som är kopplade till skogsekosystem har markerats med (T). För fridlysta arter anges även paragrafen i Artskyddsförordningen som arten är fridlyst enligt.</w:t>
       </w:r>
     </w:p>
     <w:p>
       <w:r>
-        <w:t>De påträffade naturvårdsarterna är ett tydligt kvitto på att detta rör sig om en skog med höga naturvärden. I Figur 1 visas en karta över det avverkningsanmälda området, där samtliga fyndplatser för naturvårdsarter som finns registrerade på Artportalen har markerats.</w:t>
+        <w:t>De påträffade naturvårdsarterna är ett tydligt kvitto på att det rör sig om en skog med höga naturvärden.</w:t>
+      </w:r>
+      <w:r>
+        <w:t xml:space="preserve"> I Figur 1 visas fyndplatser för naturvårdsarter i området, som finns registrerade på Artportalen.</w:t>
       </w:r>
     </w:p>
     <w:p>
@@ -206,7 +209,7 @@
       <w:r>
         <w:drawing>
           <wp:inline xmlns:a="http://schemas.openxmlformats.org/drawingml/2006/main" xmlns:pic="http://schemas.openxmlformats.org/drawingml/2006/picture">
-            <wp:extent cx="5486400" cy="5454027"/>
+            <wp:extent cx="5486400" cy="5309419"/>
             <wp:docPr id="1" name="Picture 1"/>
             <wp:cNvGraphicFramePr>
               <a:graphicFrameLocks noChangeAspect="1"/>
@@ -227,7 +230,7 @@
                   <pic:spPr>
                     <a:xfrm>
                       <a:off x="0" y="0"/>
-                      <a:ext cx="5486400" cy="5454027"/>
+                      <a:ext cx="5486400" cy="5309419"/>
                     </a:xfrm>
                     <a:prstGeom prst="rect"/>
                   </pic:spPr>
@@ -241,9 +244,108 @@
     <w:p>
       <w:pPr>
         <w:pStyle w:val="Caption"/>
+        <w:spacing w:after="240"/>
       </w:pPr>
       <w:r>
-        <w:t>Figur 1. Fyndplatser för naturvårdsarter i det avverkningsanmälda området (röd linje). Markörer utan svart kant är placerade på fyndplatsen. Markörer med svart kant är placerade vid sidan av fyndplatsen och har ett svart streck som visar fyndplatsens exakta position. Kartans mittpunktskoordinat är N 6554455, E 634783 i SWEREF 99 TM.</w:t>
+        <w:t>Figur 1. Fyndplatser för naturvårdsarter i och inom 25 meter från avverkningsanmälan (röd linje). Markörer utan svart kant är placerade på fyndplatsen. Markörer med svart kant är placerade vid sidan av fyndplatsen och har ett svart streck som visar fyndplatsens exakta position. Kartans mittpunktskoordinat är N 6554455, E 634783 i SWEREF 99 TM.</w:t>
+      </w:r>
+    </w:p>
+    <w:p>
+      <w:pPr>
+        <w:pStyle w:val="Heading2"/>
+      </w:pPr>
+      <w:r>
+        <w:t>Fridlysta arter</w:t>
+      </w:r>
+    </w:p>
+    <w:p>
+      <w:r>
+        <w:t>Följande fridlysta arter har sina livsmiljöer och växtplatser i den avverkningsanmälda skogen: grön sköldmossa (S, T, §8), tjäder (T, §4), bred kärrtrollslända (§4a), citronfläckad kärrtrollslända (§4a), pudrad kärrtrollslända (§4a) och trana (§4).</w:t>
+      </w:r>
+    </w:p>
+    <w:p>
+      <w:r>
+        <w:t xml:space="preserve">Observera att medlemsländerna är skyldiga att agera i enlighet med EU:s fågeldirektiv där det uttryckligen står att direktivet gäller för fåglar samt för deras ägg, bon och </w:t>
+      </w:r>
+      <w:r>
+        <w:rPr>
+          <w:b/>
+        </w:rPr>
+        <w:t xml:space="preserve">livsmiljöer </w:t>
+      </w:r>
+      <w:r>
+        <w:t>(artikel 1). Vidare att de åtgärder som vidtas inte får leda till en försämring av den nuvarande situationen beträffande bevarandet av de fågelarter som avses i artikel 1 (artikel 13). Fågeldirektivet är styrande för tillsynsansvariga myndigheters ärendehantering, ställningstaganden och beslutsfattande.</w:t>
+      </w:r>
+    </w:p>
+    <w:p>
+      <w:r>
+        <w:rPr>
+          <w:b/>
+        </w:rPr>
+        <w:t>Grön sköldmossa (§8)</w:t>
+      </w:r>
+      <w:r>
+        <w:t xml:space="preserve"> är typisk art för </w:t>
+      </w:r>
+      <w:r>
+        <w:rPr>
+          <w:i/>
+        </w:rPr>
+        <w:t xml:space="preserve">9010 Taiga </w:t>
+      </w:r>
+      <w:r>
+        <w:t>och</w:t>
+      </w:r>
+      <w:r>
+        <w:rPr>
+          <w:i/>
+        </w:rPr>
+        <w:t xml:space="preserve"> 9750 Svämlövskog</w:t>
+      </w:r>
+      <w:r>
+        <w:t xml:space="preserve"> och omfattas av EU:s art- och habitatdirektiv bilaga 2 vilket innebär att det finns ett uttalat intresse inom Europeiska unionen att bevara arten. Grön sköldmossa kräver skog som har ett speciellt mikroklimat med hög och jämn luftfuktighet i kombination med rik tillgång på död ved (Nitare &amp; Skogsstyrelsen, 2019; SLU Artdatabanken, 2025). I praktiken handlar det om åtminstone 50 meter med skyddande skog för att undvika uttorkning av marken (Hallingbäck, personligt meddelande 2022-02-24). Grön sköldmossa är en ansvarsart för Sverige då en särskilt stor andel av Europas population finns i landet. Mark- och miljööverdomstolen (MÖD) har i mål nr M 2019-20 (18 februari 2019) slagit fast att grön sköldmossa (§8) är dispenspliktig och att exemplar av arten inte får skadas utan dispens (MÖD, mål nr M 2019-20).</w:t>
+      </w:r>
+    </w:p>
+    <w:p>
+      <w:r>
+        <w:rPr>
+          <w:b/>
+        </w:rPr>
+        <w:t>Tjäder (§4)</w:t>
+      </w:r>
+      <w:r>
+        <w:t xml:space="preserve"> omfattas av bilaga 1 och 2 EU:s fågeldirektiv och är typisk art för </w:t>
+      </w:r>
+      <w:r>
+        <w:rPr>
+          <w:i/>
+        </w:rPr>
+        <w:t xml:space="preserve">9010 Taiga </w:t>
+      </w:r>
+      <w:r>
+        <w:t xml:space="preserve">och </w:t>
+      </w:r>
+      <w:r>
+        <w:rPr>
+          <w:i/>
+        </w:rPr>
+        <w:t>9740 Skogsbevuxen myr</w:t>
+      </w:r>
+      <w:r>
+        <w:t>. Tjädern är en utpräglad skogsfågel knuten till större sammanhängande barrskogsområden. Tupparna och hönorna utnyttjar till viss del olika miljöer, och habitatvalet varierar dessutom mellan olika delar av året. För att det ska finnas livskraftiga tjäderbestånd krävs funktionella skogslandskap med en blandning av uppvuxen, gles och luckig skog, täta sumpskogar, myrar och andra små våtmarker. Arten försvinner när skogen fragmenteras och den sammanlagda arealen hyggen och andra öppna områden blir för stor. Ett småskaligt och försiktigt virkesuttag genom hyggesfria metoder kan i vissa fall vara möjligt i området inom 200 m från lekcentrum. Längre ut från lekcentrum, inom 200–500 m bör den avverkade ytan inte överskrida 1 hektar för att undvika alltför stora och snabba förändringar (Skogsstyrelsen, 2019; SLU Artdatabanken, 2024).</w:t>
+      </w:r>
+    </w:p>
+    <w:p>
+      <w:r>
+        <w:t>I BILAGA 1 finns mer detaljerad information om ekologi samt krav på livsmiljö hos fridlysta arter.</w:t>
+      </w:r>
+    </w:p>
+    <w:p>
+      <w:pPr>
+        <w:pStyle w:val="Heading2"/>
+      </w:pPr>
+      <w:r>
+        <w:t>Övriga naturvårdsarter</w:t>
       </w:r>
     </w:p>
     <w:p>
@@ -302,6 +404,108 @@
       </w:r>
       <w:r>
         <w:t>(SLU Artdatabanken, 2024; Nitare &amp; Skogsstyrelsen, 2019).</w:t>
+      </w:r>
+    </w:p>
+    <w:p>
+      <w:r>
+        <w:rPr>
+          <w:b/>
+        </w:rPr>
+        <w:t xml:space="preserve">Granbarkgnagare </w:t>
+      </w:r>
+      <w:r>
+        <w:t xml:space="preserve">är en skalbagge vars larvutveckling sker i den tjocka ytterbarken på gamla och mycket grova levande granar. Man lägger lätt märke till angreppen på träden eftersom flera grova kläckhål ligger ganska tätt intill varandra på de grövre barkåsarna. Kläckhålen är runda och ca 1,5 mm breda. Granbarkgnagare är typisk art för </w:t>
+      </w:r>
+      <w:r>
+        <w:rPr>
+          <w:i/>
+        </w:rPr>
+        <w:t xml:space="preserve">9010 Taiga </w:t>
+      </w:r>
+      <w:r>
+        <w:t>(Ehnström, 2002; SLU Artdatabanken, 2025).</w:t>
+      </w:r>
+    </w:p>
+    <w:p>
+      <w:r>
+        <w:rPr>
+          <w:b/>
+        </w:rPr>
+        <w:t>Grovticka</w:t>
+      </w:r>
+      <w:r>
+        <w:t xml:space="preserve"> är i skogslandskapet främst knuten till naturskogsartad äldre barrskog. Den är där en värdefull ”gammelskogsindikator” och påträffas mest vid tallar som är över 200 år gamla.  Grovticka är typisk art för </w:t>
+      </w:r>
+      <w:r>
+        <w:rPr>
+          <w:i/>
+        </w:rPr>
+        <w:t xml:space="preserve">9060 Åsbarrskog </w:t>
+      </w:r>
+      <w:r>
+        <w:t>(Nitare &amp; Skogsstyrelsen, 2019; SLU Artdatabanken, 2025).</w:t>
+      </w:r>
+    </w:p>
+    <w:p>
+      <w:r>
+        <w:rPr>
+          <w:b/>
+        </w:rPr>
+        <w:t>Jättesvampmal</w:t>
+      </w:r>
+      <w:r>
+        <w:t xml:space="preserve"> är en fjäril som flyger i juli i mer eller mindre orörd gammal löv- eller blandskog, särskilt sådan med björk och bok. Larven lever i fnöskticka m.fl. tickor och kläckhålen och resterna av larvgångar i äldre fruktkroppar är lätta att känna igen och inventera. Arten hotas av avverkning av gamla, svampangripna lövträd samt bortforsling av döda lövträd, vindfällen och lågor. Gamla lövträd och naturbestånd med lövskog - särskilt björk och bok - bör sparas så långt möjligt och död ved lämnas kvar i skogen (SLU Artdatabanken, 2025).</w:t>
+      </w:r>
+    </w:p>
+    <w:p>
+      <w:r>
+        <w:rPr>
+          <w:b/>
+        </w:rPr>
+        <w:t xml:space="preserve">Motaggsvamp (NT) </w:t>
+      </w:r>
+      <w:r>
+        <w:t xml:space="preserve">bildar mykorrhiza med tall i tallskog och hittas huvudsakligen i äldre, glesare skogsbestånd och hällmarksimpediment. Arten hotas främst av skogsavverkning och tycks försvinna efter slutavverkning, markberedning och plantering. Motaggsvamp är typisk art för </w:t>
+      </w:r>
+      <w:r>
+        <w:rPr>
+          <w:i/>
+        </w:rPr>
+        <w:t>9010 Taiga</w:t>
+      </w:r>
+      <w:r>
+        <w:t xml:space="preserve"> (SLU Artdatabanken, 2024).</w:t>
+      </w:r>
+    </w:p>
+    <w:p>
+      <w:r>
+        <w:rPr>
+          <w:b/>
+        </w:rPr>
+        <w:t>Skriftlav</w:t>
+      </w:r>
+      <w:r>
+        <w:t xml:space="preserve"> är typisk art för </w:t>
+      </w:r>
+      <w:r>
+        <w:rPr>
+          <w:i/>
+        </w:rPr>
+        <w:t xml:space="preserve">9190 Näringsfattig ekskog </w:t>
+      </w:r>
+      <w:r>
+        <w:t>(SLU Artdatabanken, 2025).</w:t>
+      </w:r>
+    </w:p>
+    <w:p>
+      <w:r>
+        <w:rPr>
+          <w:b/>
+        </w:rPr>
+        <w:t xml:space="preserve">Talltaggsvamp (NT) </w:t>
+      </w:r>
+      <w:r>
+        <w:t>förekommer främst i tallnaturskogar eller tallskogar av kontinuitetsskogskaraktär där den bildar mykorrhiza med tall. Särskilt frekvent är den i sandtallskogar med inslag av gamla träd, t.ex. på grusåsar, stränder och sandhedar. Arten hotas främst av skogsavverkning och tycks försvinna efter slutavverkning, markberedning och plantering. Talltaggsvamp är globalt rödlistad som nära hotad (NT) vilket innebär att Sverige har ett internationellt ansvar för arten (IUCN, 2025; SLU Artdatabanken, 2024).</w:t>
       </w:r>
     </w:p>
     <w:p>
@@ -338,12 +542,261 @@
         <w:pStyle w:val="Heading1"/>
       </w:pPr>
       <w:r>
-        <w:t>Fridlysta arter</w:t>
+        <w:t>Certifiering</w:t>
       </w:r>
     </w:p>
     <w:p>
-      <w:r>
-        <w:t>Följande fridlysta arter har sina livsmiljöer och växtplatser i den avverkningsanmälda skogen: bred kärrtrollslända (§4a), citronfläckad kärrtrollslända (§4a) och pudrad kärrtrollslända (§4a).</w:t>
+      <w:pPr>
+        <w:pStyle w:val="Heading2"/>
+      </w:pPr>
+      <w:r>
+        <w:t>Ur FSC-standarden</w:t>
+      </w:r>
+    </w:p>
+    <w:p>
+      <w:r>
+        <w:rPr>
+          <w:b/>
+        </w:rPr>
+        <w:t xml:space="preserve">PRINCIP 1: LAGEFTERLEVNAD: </w:t>
+      </w:r>
+      <w:r>
+        <w:t>Certifikatsinnehavaren ska följa alla tillämpliga lagar, förordningar och nationellt ratificerade internationella avtal, konventioner och överenskommelser.</w:t>
+      </w:r>
+    </w:p>
+    <w:p>
+      <w:r>
+        <w:rPr>
+          <w:b/>
+        </w:rPr>
+        <w:t xml:space="preserve">1.3.1 </w:t>
+      </w:r>
+      <w:r>
+        <w:t>Tillämpliga lagar och föreskrifter för brukandet av skogen följs.</w:t>
+      </w:r>
+    </w:p>
+    <w:p>
+      <w:pPr>
+        <w:pStyle w:val="ListBullet"/>
+      </w:pPr>
+      <w:r>
+        <w:rPr>
+          <w:b/>
+          <w:i/>
+        </w:rPr>
+        <w:t xml:space="preserve">Kommentar: </w:t>
+      </w:r>
+      <w:r>
+        <w:t>I den avverkningsanmälda skogen har fridlysta arter sina livsmiljöer och växtplatser. Att skada de fridlysta arternas livsmiljöer, växtplatser eller ekologiska funktion är inte tillåtet enligt artskyddsförordningen.</w:t>
+      </w:r>
+      <w:r>
+        <w:rPr>
+          <w:i/>
+        </w:rPr>
+        <w:t xml:space="preserve"> EU:s medlemsländer och skogsbolag är skyldiga att agera i enlighet med EU:s fågeldirektiv där det uttryckligen står att direktivet gäller för fåglar samt för deras ägg, bon och </w:t>
+      </w:r>
+      <w:r>
+        <w:rPr>
+          <w:b/>
+          <w:i/>
+        </w:rPr>
+        <w:t xml:space="preserve">livsmiljöer </w:t>
+      </w:r>
+      <w:r>
+        <w:t>(artikel 1). Vidare att de åtgärder som vidtas inte får leda till en försämring av den nuvarande situationen beträffande bevarandet av de fågelarter som avses i artikel 1 (artikel 13).</w:t>
+      </w:r>
+    </w:p>
+    <w:p>
+      <w:r>
+        <w:rPr>
+          <w:b/>
+        </w:rPr>
+        <w:t xml:space="preserve">6.4 </w:t>
+      </w:r>
+      <w:r>
+        <w:t>Certifikatsinnehavaren ska skydda sällsynta arter och hotade arter samt deras livsmiljöer inom skogsbruksenheten. Det ska ske genom avsättningar, andra skyddade områden och genom att skapa konnektivitet och/eller genom andra direkta åtgärder som gynnar dessa arters överlevnad och livskraft. Åtgärderna ska stå i förhållande till brukandets skala, intensitet och risk, samt till sällsynta och hotade arters bevarandestatus och ekologiska krav. Certifikatsinnehavaren ska beakta den geografiska spridningen och ekologiska krav hos sällsynta och hotade arter utanför skogsbruksenhetens gränser när beslut om åtgärder inom skogsbruksenheten ska fattas.</w:t>
+      </w:r>
+    </w:p>
+    <w:p>
+      <w:r>
+        <w:rPr>
+          <w:b/>
+        </w:rPr>
+        <w:t xml:space="preserve">6.4.3 </w:t>
+      </w:r>
+      <w:r>
+        <w:t>Bevarandeåtgärder genomförs för de kända förekomster av rödlistade arter som påverkas av skogsbruk.</w:t>
+      </w:r>
+    </w:p>
+    <w:p>
+      <w:pPr>
+        <w:pStyle w:val="ListBullet"/>
+      </w:pPr>
+      <w:r>
+        <w:rPr>
+          <w:b/>
+          <w:i/>
+        </w:rPr>
+        <w:t xml:space="preserve">Kommentar: </w:t>
+      </w:r>
+      <w:r>
+        <w:rPr>
+          <w:i/>
+        </w:rPr>
+        <w:t>I det avverkningsanmälda skogsområdet har 16 naturvårdsarter varav 3 rödlistade arter sina livsmiljöer och växtplatser.</w:t>
+      </w:r>
+    </w:p>
+    <w:p>
+      <w:pPr>
+        <w:pStyle w:val="Heading2"/>
+      </w:pPr>
+      <w:r>
+        <w:t>Ur Chain of Custody Certification (FSC-STD-40-004 ver 3.0)</w:t>
+      </w:r>
+    </w:p>
+    <w:p>
+      <w:r>
+        <w:rPr>
+          <w:b/>
+        </w:rPr>
+        <w:t xml:space="preserve">1.3 </w:t>
+      </w:r>
+      <w:r>
+        <w:t xml:space="preserve">The organization shall commit to the FSC values as defined in FSC-POL-01-004 Policy for the Association of Organizations with FSC. </w:t>
+      </w:r>
+    </w:p>
+    <w:p>
+      <w:pPr>
+        <w:pStyle w:val="Heading2"/>
+      </w:pPr>
+      <w:r>
+        <w:t>Ur FSC:s policy för associerade organisationer (FSC-POL-01-004)</w:t>
+      </w:r>
+    </w:p>
+    <w:p>
+      <w:r>
+        <w:t xml:space="preserve">Som “Chain of Custody”-certifierad organisation är skogsbolaget bunden av de fastställda reglerna i Del 1 Punkt 1 c) i Policy för organisationer associerade med FSC (FSC-POL-01-004 V2-0 EN + SVE version 2012-03-02): </w:t>
+      </w:r>
+    </w:p>
+    <w:p>
+      <w:pPr>
+        <w:pStyle w:val="ListNumber"/>
+      </w:pPr>
+      <w:r>
+        <w:t>De organisationer FSC kan acceptera association med får inte direkt eller indirekt ha några kopplingar till nedanstående, oacceptabla aktiviteter:</w:t>
+      </w:r>
+    </w:p>
+    <w:p>
+      <w:pPr>
+        <w:ind w:left="357"/>
+      </w:pPr>
+      <w:r>
+        <w:t>a) Olaglig skogsavverkning och handel med olagligt avverkat virke eller skogsprodukter</w:t>
+      </w:r>
+    </w:p>
+    <w:p>
+      <w:pPr>
+        <w:ind w:left="357"/>
+      </w:pPr>
+      <w:r>
+        <w:t>...</w:t>
+      </w:r>
+    </w:p>
+    <w:p>
+      <w:pPr>
+        <w:ind w:left="357"/>
+      </w:pPr>
+      <w:r>
+        <w:t>c) Skogsbruk som förstör höga naturvärden</w:t>
+      </w:r>
+    </w:p>
+    <w:p>
+      <w:pPr>
+        <w:ind w:left="357"/>
+      </w:pPr>
+      <w:r>
+        <w:t>d) Betydande omvandling av skog till plantager eller annan, icke skoglig, markanvändning</w:t>
+      </w:r>
+    </w:p>
+    <w:p>
+      <w:pPr>
+        <w:pStyle w:val="ListBullet"/>
+      </w:pPr>
+      <w:r>
+        <w:rPr>
+          <w:b/>
+          <w:i/>
+        </w:rPr>
+        <w:t xml:space="preserve">Kommentar: </w:t>
+      </w:r>
+      <w:r>
+        <w:rPr>
+          <w:i/>
+        </w:rPr>
+        <w:t>Avverkning av skog med höga naturvärden samt skada på fridlysta arter strider både mot FSC Controlled Wood-standarden och FSC:s policy for associerade organisationer.</w:t>
+      </w:r>
+    </w:p>
+    <w:p>
+      <w:pPr>
+        <w:pStyle w:val="Heading2"/>
+      </w:pPr>
+      <w:r>
+        <w:t>Ur FSC Controlled Wood (FSC-STD-40-005)</w:t>
+      </w:r>
+    </w:p>
+    <w:p>
+      <w:r>
+        <w:t>Virke som inte accepteras i FSC-märkta produkter (oacceptabelt ursprung) enligt FSC Controlled Wood (FSC-STD-40-005):</w:t>
+      </w:r>
+    </w:p>
+    <w:p>
+      <w:pPr>
+        <w:pStyle w:val="ListNumber"/>
+      </w:pPr>
+      <w:r>
+        <w:t>Illegalt avverkat virke.</w:t>
+      </w:r>
+    </w:p>
+    <w:p>
+      <w:pPr>
+        <w:pStyle w:val="ListNumber"/>
+      </w:pPr>
+      <w:r>
+        <w:t>...</w:t>
+      </w:r>
+    </w:p>
+    <w:p>
+      <w:pPr>
+        <w:pStyle w:val="ListNumber"/>
+      </w:pPr>
+      <w:r>
+        <w:t>Virke från avverkningar som hotar höga naturvärden.</w:t>
+      </w:r>
+    </w:p>
+    <w:p>
+      <w:pPr>
+        <w:pStyle w:val="ListNumber"/>
+      </w:pPr>
+      <w:r>
+        <w:t>Virke från skog som konverteras till plantager eller icke-skogligt bruk.</w:t>
+      </w:r>
+    </w:p>
+    <w:p>
+      <w:pPr>
+        <w:pStyle w:val="ListBullet"/>
+      </w:pPr>
+      <w:r>
+        <w:rPr>
+          <w:b/>
+          <w:i/>
+        </w:rPr>
+        <w:t xml:space="preserve">Kommentar: </w:t>
+      </w:r>
+      <w:r>
+        <w:rPr>
+          <w:i/>
+        </w:rPr>
+        <w:t>Avverkning av skog med höga naturvärden samt skada på fridlysta arter strider både mot FSC Controlled Wood-standarden och FSC:s policy for associerade organisationer.</w:t>
       </w:r>
     </w:p>
     <w:p>
@@ -351,7 +804,154 @@
         <w:pStyle w:val="Heading1"/>
       </w:pPr>
       <w:r>
-        <w:t>Certifiering</w:t>
+        <w:t>Ur PEFC-standarden gällande lagefterlevnad</w:t>
+      </w:r>
+    </w:p>
+    <w:p>
+      <w:r>
+        <w:t>PEFC-standarden förutsätter att tillämplig svensk lagstiftning följs. Det är utsedd tillsynsmyndighet som ansvarar för tillsyn av lagens efterlevnad. PEFC-standarden återger innehållet i vissa certifieringskritiska lag- och föreskriftskrav vilka ska ingå i granskning av PEFC-systemets efterlevnad.</w:t>
+      </w:r>
+    </w:p>
+    <w:p>
+      <w:pPr>
+        <w:pStyle w:val="ListBullet"/>
+      </w:pPr>
+      <w:r>
+        <w:rPr>
+          <w:b/>
+          <w:i/>
+        </w:rPr>
+        <w:t xml:space="preserve">Kommentar: </w:t>
+      </w:r>
+      <w:r>
+        <w:rPr>
+          <w:i/>
+        </w:rPr>
+        <w:t>I den avverkningsanmälda skogen har fridlysta arter sina livsmiljöer och växtplatser. Att skada de fridlysta arternas livsmiljöer, växtplatser eller ekologiska funktion är inte tillåtet enligt artskyddsförordningen</w:t>
+      </w:r>
+    </w:p>
+    <w:p>
+      <w:r>
+        <w:br w:type="page"/>
+      </w:r>
+    </w:p>
+    <w:p>
+      <w:pPr>
+        <w:pStyle w:val="Title"/>
+      </w:pPr>
+      <w:r>
+        <w:t>BILAGA 1 – Fridlysta arter</w:t>
+      </w:r>
+    </w:p>
+    <w:p>
+      <w:pPr>
+        <w:pStyle w:val="Heading1"/>
+      </w:pPr>
+      <w:r>
+        <w:t>Grön sköldmossa – ekologi samt krav på livsmiljön</w:t>
+      </w:r>
+    </w:p>
+    <w:p>
+      <w:r>
+        <w:t>Grön sköldmossa (§8) växer på stubbar och lågor av olika trädslag, huvudsakligen i sena nedbrytningsstadier. Den förekommer främst i näringsrika granskogar med stort inslag av löv, arten är kortlivad och antalet kapslar varierar kraftigt mellan olika år. Grön sköldmossa kräver skog som har ett speciellt mikroklimat med hög och jämn luftfuktighet i kombination med rik tillgång på död ved (SLU Artdatabanken, 2021; Nitare &amp; Skogsstyrelsen, 2019).</w:t>
+      </w:r>
+    </w:p>
+    <w:p>
+      <w:r>
+        <w:t>Arten har sin huvudutbredning i sydöstra Sverige. Allvarligaste hoten är skogsavverkning och brist på död ved. Brist på naturligt döda träd i dagens produktionsskogar gör att arten blir allt sällsyntare (Hallingbäck, 2016). Död ved i större mängd bör lämnas och träd tillåtas åldras och dö för att skapa kontinuerlig tillgång på livsmiljöer. Träd och livsmiljö bör skyddas genom att lämna trädgrupper, ytor eller zoner (SLU Artdatabanken, 2021). I praktiken handlar det om åtminstone 50 meter med skyddande skog för att undvika uttorkning av marken (Hallingbäck, personligt meddelande 2022-02-24).</w:t>
+      </w:r>
+    </w:p>
+    <w:p>
+      <w:r>
+        <w:t xml:space="preserve">Grön sköldmossa är typisk art för </w:t>
+      </w:r>
+      <w:r>
+        <w:rPr>
+          <w:i/>
+        </w:rPr>
+        <w:t xml:space="preserve">9010 Taiga </w:t>
+      </w:r>
+      <w:r>
+        <w:t>och</w:t>
+      </w:r>
+      <w:r>
+        <w:rPr>
+          <w:i/>
+        </w:rPr>
+        <w:t xml:space="preserve"> 9750 Svämlövskog</w:t>
+      </w:r>
+      <w:r>
+        <w:t>, fridlyst enligt 8§ artskyddsförordningen och upptagen i EU:s Habitatdirektiv bilaga 2 vilket innebär att det finns ett uttalat intresse inom Europeiska unionen att bevara arten. Grön sköldmossa är en ansvarsart för Sverige då en särskilt stor andel av Europas population finns i landet. Förutom i östra Sverige har arten inga större sammanhängande utbredningar med gynnsam bevarandestatus söderut i Europa förrän i Montenegro. Det finns enbart liten förekomst med gynnsam regional bevarandestatus i södra Frankrike och södra Polen. Fridlysningen enligt §§ 8 och 15 Artskyddsförordningen innebär att det är förbjudet att på något sätt skada exemplar av arten, se artskyddsförordningen (2007:845):</w:t>
+      </w:r>
+    </w:p>
+    <w:p>
+      <w:pPr>
+        <w:pStyle w:val="ListBullet"/>
+      </w:pPr>
+      <w:r>
+        <w:t>8 § I fråga om sådana vilt levande kärlväxter, mossor, lavar, svampar och alger som anges i bilaga 2 till denna förordning är det förbjudet att i den omfattning som framgår av bilagan 1. plocka, gräva upp eller på annat sätt ta bort eller skada exemplar av växterna, och 2. ta bort eller skada frön eller andra delar.</w:t>
+      </w:r>
+    </w:p>
+    <w:p>
+      <w:pPr>
+        <w:pStyle w:val="ListBullet"/>
+      </w:pPr>
+      <w:r>
+        <w:t>15 § Länsstyrelsen får i det enskilda fallet ge dispens från förbuden i 6, 8 och 9 §§ som avser länet eller del av länet, om det inte finns någon annan lämplig lösning och dispensen inte försvårar upprätthållandet av en gynnsam bevarandestatus hos artens bestånd i dess naturliga utbredningsområde.</w:t>
+      </w:r>
+    </w:p>
+    <w:p>
+      <w:r>
+        <w:t>Grön sköldmossa är även listad som B i Artskyddsförordningen vilket innebär att den är en art av unionsintresse:</w:t>
+      </w:r>
+    </w:p>
+    <w:p>
+      <w:pPr>
+        <w:pStyle w:val="ListBullet"/>
+      </w:pPr>
+      <w:r>
+        <w:t>B: Arten har enligt fågeldirektivet eller art- och habitatdirektivet ett sådant unionsintresse att särskilda skyddsområden (fågeldirektivet) eller bevarandeområden (art- och habitatdirektivet) behöver utses. Arten finns upptagen i bilaga 2 till art- och habitatdirektivet.</w:t>
+      </w:r>
+    </w:p>
+    <w:p>
+      <w:r>
+        <w:t>Mark- och miljööverdomstolen (MÖD) har i mål nr M 2019-20 (18 februari 2019) slagit fast att grön sköldmossa (§8) är dispenspliktig och att exemplar av arten inte får skadas utan dispens (MÖD, mål nr M 2019-20).</w:t>
+      </w:r>
+    </w:p>
+    <w:p>
+      <w:r>
+        <w:t>Hallingbäck, personligt meddelande 2022-02-24</w:t>
+      </w:r>
+    </w:p>
+    <w:p>
+      <w:pPr>
+        <w:jc w:val="left"/>
+      </w:pPr>
+      <w:r>
+        <w:t>Från: Tomas Hallingbäck &lt;Tomas.Hallingback@slu.se&gt;</w:t>
+        <w:br/>
+        <w:t>Date: tors 24 feb. 2022 kl 17:49</w:t>
+        <w:br/>
+        <w:t>Subject: Re: Grön sköldmossa</w:t>
+        <w:br/>
+        <w:t>To: Magnus Kasselstrand &lt;magnus.kasselstrand@gmail.com&gt;</w:t>
+      </w:r>
+    </w:p>
+    <w:p>
+      <w:r>
+        <w:t>Hej Magnus,</w:t>
+      </w:r>
+    </w:p>
+    <w:p>
+      <w:r>
+        <w:t>Tyvärr finns inga studier på just detta, men uttorkning av underlaget är en starkt negativ faktor för grön sköldmossa, och jag brukar hänvisa till lokalklimatiska studier som visar att skyddskappan för att förhindra uttorkning av marken ligger på minst tre trädlängder skog (för plan mark), kortare för kuperad terräng, och detta blir i praktiken åtminstone 50 meter.</w:t>
+      </w:r>
+    </w:p>
+    <w:p>
+      <w:r>
+        <w:t>MVH</w:t>
+        <w:br/>
+        <w:t>Tomas Hallingbäck</w:t>
       </w:r>
     </w:p>
     <w:p>
@@ -359,84 +959,113 @@
         <w:pStyle w:val="Heading2"/>
       </w:pPr>
       <w:r>
-        <w:t>Ur FSC-standarden</w:t>
+        <w:t>Referenser – grön sköldmossa</w:t>
       </w:r>
     </w:p>
     <w:p>
       <w:r>
+        <w:t xml:space="preserve">Hallingbäck T., 2016. </w:t>
+      </w:r>
+      <w:r>
         <w:rPr>
-          <w:b/>
+          <w:i/>
         </w:rPr>
-        <w:t xml:space="preserve">PRINCIP 1: LAGEFTERLEVNAD: </w:t>
-      </w:r>
-      <w:r>
-        <w:t>Certifikatsinnehavaren ska följa alla tillämpliga lagar, förordningar och nationellt ratificerade internationella avtal, konventioner och överenskommelser.</w:t>
+        <w:t xml:space="preserve">Mossor en fältguide. </w:t>
+      </w:r>
+      <w:r>
+        <w:t>Naturcentrum.</w:t>
       </w:r>
     </w:p>
     <w:p>
       <w:r>
+        <w:t xml:space="preserve">Hallingbäck T., 2022. </w:t>
+      </w:r>
+      <w:r>
         <w:rPr>
-          <w:b/>
+          <w:i/>
         </w:rPr>
-        <w:t xml:space="preserve">1.3.1 </w:t>
-      </w:r>
-      <w:r>
-        <w:t>Tillämpliga lagar och föreskrifter för brukandet av skogen följs.</w:t>
+        <w:t xml:space="preserve">Personligt meddelande 2022-02-24. </w:t>
+      </w:r>
+      <w:r>
+        <w:t>SLU Artdatabanken.</w:t>
+      </w:r>
+    </w:p>
+    <w:p>
+      <w:r>
+        <w:t xml:space="preserve">Mark- och miljööverdomstolen. </w:t>
+      </w:r>
+      <w:r>
+        <w:rPr>
+          <w:i/>
+        </w:rPr>
+        <w:t xml:space="preserve">Dom 18 februari 2019 i mål nr M 2019-20 </w:t>
+      </w:r>
+      <w:r>
+        <w:t>(MÖD, mål nr M 2019-20)</w:t>
+      </w:r>
+    </w:p>
+    <w:p>
+      <w:r>
+        <w:t xml:space="preserve">Nitare, J., 2019. </w:t>
+      </w:r>
+      <w:r>
+        <w:rPr>
+          <w:i/>
+        </w:rPr>
+        <w:t xml:space="preserve">Skyddsvärd skog – Naturvårdsarter och andra kriterier för naturvärdesbedömning. </w:t>
+      </w:r>
+      <w:r>
+        <w:t>Skogsstyrelsen.</w:t>
+      </w:r>
+    </w:p>
+    <w:p>
+      <w:r>
+        <w:t xml:space="preserve">SLU Artdatabanken, 2021. </w:t>
+      </w:r>
+      <w:r>
+        <w:rPr>
+          <w:i/>
+        </w:rPr>
+        <w:t xml:space="preserve">Artfaktablad. Naturvård – artfakta. </w:t>
+      </w:r>
+      <w:r>
+        <w:t>SLU Artdatabanken, Uppsala</w:t>
       </w:r>
     </w:p>
     <w:p>
       <w:pPr>
-        <w:pStyle w:val="ListBullet"/>
+        <w:pStyle w:val="Heading1"/>
       </w:pPr>
       <w:r>
-        <w:rPr>
-          <w:b/>
-          <w:i/>
-        </w:rPr>
-        <w:t xml:space="preserve">Kommentar: </w:t>
-      </w:r>
-      <w:r>
-        <w:t>I den avverkningsanmälda skogen har fridlysta arter sina livsmiljöer och växtplatser. Att skada de fridlysta arternas livsmiljöer, växtplatser eller ekologiska funktion är inte tillåtet enligt artskyddsförordningen.</w:t>
+        <w:t>Tjäder – ekologi samt krav på livsmiljön</w:t>
       </w:r>
     </w:p>
     <w:p>
       <w:r>
-        <w:rPr>
-          <w:b/>
-        </w:rPr>
-        <w:t xml:space="preserve">6.4 </w:t>
-      </w:r>
-      <w:r>
-        <w:t>Certifikatsinnehavaren ska skydda sällsynta arter och hotade arter samt deras livsmiljöer inom skogsbruksenheten. Det ska ske genom avsättningar, andra skyddade områden och genom att skapa konnektivitet och/eller genom andra direkta åtgärder som gynnar dessa arters överlevnad och livskraft. Åtgärderna ska stå i förhållande till brukandets skala, intensitet och risk, samt till sällsynta och hotade arters bevarandestatus och ekologiska krav. Certifikatsinnehavaren ska beakta den geografiska spridningen och ekologiska krav hos sällsynta och hotade arter utanför skogsbruksenhetens gränser när beslut om åtgärder inom skogsbruksenheten ska fattas.</w:t>
-      </w:r>
-    </w:p>
-    <w:p>
-      <w:r>
-        <w:rPr>
-          <w:b/>
-        </w:rPr>
-        <w:t xml:space="preserve">6.4.3 </w:t>
-      </w:r>
-      <w:r>
-        <w:t>Bevarandeåtgärder genomförs för de kända förekomster av rödlistade arter som påverkas av skogsbruk.</w:t>
-      </w:r>
-    </w:p>
-    <w:p>
-      <w:pPr>
-        <w:pStyle w:val="ListBullet"/>
-      </w:pPr>
-      <w:r>
-        <w:rPr>
-          <w:b/>
-          <w:i/>
-        </w:rPr>
-        <w:t xml:space="preserve">Kommentar: </w:t>
+        <w:t xml:space="preserve">Tjäder (§4) omfattas av bilaga 1 och 2 EU:s fågeldirektiv och är typisk art för </w:t>
       </w:r>
       <w:r>
         <w:rPr>
           <w:i/>
         </w:rPr>
-        <w:t>I det avverkningsanmälda skogsområdet har 6 naturvårdsarter varav 1 rödlistade arter sina livsmiljöer och växtplatser.</w:t>
+        <w:t xml:space="preserve">9010 Taiga </w:t>
+      </w:r>
+      <w:r>
+        <w:t xml:space="preserve">och </w:t>
+      </w:r>
+      <w:r>
+        <w:rPr>
+          <w:i/>
+        </w:rPr>
+        <w:t>9740 Skogsbevuxen myr</w:t>
+      </w:r>
+      <w:r>
+        <w:t>. Tjädern är en utpräglad skogsfågel knuten till större sammanhängande barrskogsområden. Tupparna och hönorna utnyttjar till viss del olika miljöer, och habitatvalet varierar dessutom mellan olika delar av året. För att det ska finnas livskraftiga tjäderbestånd krävs funktionella skogslandskap med en blandning av uppvuxen, gles och luckig skog, täta sumpskogar, myrar och andra små våtmarker (Skogsstyrelsen, 2019; SLU Artdatabanken 2024).</w:t>
+      </w:r>
+    </w:p>
+    <w:p>
+      <w:r>
+        <w:t>Arten försvinner när skogen fragmenteras och den sammanlagda arealen hyggen och andra öppna områden blir för stor. Ett småskaligt och försiktigt virkesuttag genom hyggesfria metoder kan i vissa fall vara möjligt i området inom 200 m från lekcentrum. Längre ut från lekcentrum, inom 200–500 m bör den avverkade ytan inte överskrida 1 hektar för att undvika alltför stora och snabba förändringar (Skogsstyrelsen, 2019).</w:t>
       </w:r>
     </w:p>
     <w:p>
@@ -444,183 +1073,32 @@
         <w:pStyle w:val="Heading2"/>
       </w:pPr>
       <w:r>
-        <w:t>Ur Chain of Custody Certification (FSC-STD-40-004 ver 3.0)</w:t>
+        <w:t>Referenser – tjäder</w:t>
       </w:r>
     </w:p>
     <w:p>
       <w:r>
-        <w:rPr>
-          <w:b/>
-        </w:rPr>
-        <w:t xml:space="preserve">1.3 </w:t>
-      </w:r>
-      <w:r>
-        <w:t xml:space="preserve">The organization shall commit to the FSC values as defined in FSC-POL-01-004 Policy for the Association of Organizations with FSC. </w:t>
-      </w:r>
-    </w:p>
-    <w:p>
-      <w:pPr>
-        <w:pStyle w:val="Heading2"/>
-      </w:pPr>
-      <w:r>
-        <w:t>Ur FSC:s policy för associerade organisationer (FSC-POL-01-004)</w:t>
-      </w:r>
-    </w:p>
-    <w:p>
-      <w:r>
-        <w:t xml:space="preserve">Som “Chain of Custody”-certifierad organisation är skogsbolaget bunden av de fastställda reglerna i Del 1 Punkt 1 c) i Policy för organisationer associerade med FSC (FSC-POL-01-004 V2-0 EN + SVE version 2012-03-02): </w:t>
-      </w:r>
-    </w:p>
-    <w:p>
-      <w:pPr>
-        <w:pStyle w:val="ListNumber"/>
-      </w:pPr>
-      <w:r>
-        <w:t>De organisationer FSC kan acceptera association med får inte direkt eller indirekt ha några kopplingar till nedanstående, oacceptabla aktiviteter:</w:t>
-      </w:r>
-    </w:p>
-    <w:p>
-      <w:pPr>
-        <w:ind w:left="357"/>
-      </w:pPr>
-      <w:r>
-        <w:t>a) Olaglig skogsavverkning och handel med olagligt avverkat virke eller skogsprodukter</w:t>
-      </w:r>
-    </w:p>
-    <w:p>
-      <w:pPr>
-        <w:ind w:left="357"/>
-      </w:pPr>
-      <w:r>
-        <w:t>...</w:t>
-      </w:r>
-    </w:p>
-    <w:p>
-      <w:pPr>
-        <w:ind w:left="357"/>
-      </w:pPr>
-      <w:r>
-        <w:t>c) Skogsbruk som förstör höga naturvärden</w:t>
-      </w:r>
-    </w:p>
-    <w:p>
-      <w:pPr>
-        <w:ind w:left="357"/>
-      </w:pPr>
-      <w:r>
-        <w:t>d) Betydande omvandling av skog till plantager eller annan, icke skoglig, markanvändning</w:t>
-      </w:r>
-    </w:p>
-    <w:p>
-      <w:pPr>
-        <w:pStyle w:val="ListBullet"/>
-      </w:pPr>
-      <w:r>
-        <w:rPr>
-          <w:b/>
-          <w:i/>
-        </w:rPr>
-        <w:t xml:space="preserve">Kommentar: </w:t>
+        <w:t xml:space="preserve">Skogsstyrelsen, 2019. </w:t>
       </w:r>
       <w:r>
         <w:rPr>
           <w:i/>
         </w:rPr>
-        <w:t>Avverkning av skog med höga naturvärden samt skada på fridlysta arter strider både mot FSC Controlled Wood-standarden och FSC:s policy for associerade organisationer.</w:t>
+        <w:t>Vägledning för hänsyn till fåglar – tjäder.</w:t>
       </w:r>
     </w:p>
     <w:p>
-      <w:pPr>
-        <w:pStyle w:val="Heading2"/>
-      </w:pPr>
-      <w:r>
-        <w:t>Ur FSC Controlled Wood (FSC-STD-40-005)</w:t>
-      </w:r>
-    </w:p>
-    <w:p>
-      <w:r>
-        <w:t>Virke som inte accepteras i FSC-märkta produkter (oacceptabelt ursprung) enligt FSC Controlled Wood (FSC-STD-40-005):</w:t>
-      </w:r>
-    </w:p>
-    <w:p>
-      <w:pPr>
-        <w:pStyle w:val="ListNumber"/>
-      </w:pPr>
-      <w:r>
-        <w:t>Illegalt avverkat virke.</w:t>
-      </w:r>
-    </w:p>
-    <w:p>
-      <w:pPr>
-        <w:pStyle w:val="ListNumber"/>
-      </w:pPr>
-      <w:r>
-        <w:t>...</w:t>
-      </w:r>
-    </w:p>
-    <w:p>
-      <w:pPr>
-        <w:pStyle w:val="ListNumber"/>
-      </w:pPr>
-      <w:r>
-        <w:t>Virke från avverkningar som hotar höga naturvärden.</w:t>
-      </w:r>
-    </w:p>
-    <w:p>
-      <w:pPr>
-        <w:pStyle w:val="ListNumber"/>
-      </w:pPr>
-      <w:r>
-        <w:t>Virke från skog som konverteras till plantager eller icke-skogligt bruk.</w:t>
-      </w:r>
-    </w:p>
-    <w:p>
-      <w:pPr>
-        <w:pStyle w:val="ListBullet"/>
-      </w:pPr>
-      <w:r>
-        <w:rPr>
-          <w:b/>
-          <w:i/>
-        </w:rPr>
-        <w:t xml:space="preserve">Kommentar: </w:t>
+      <w:r>
+        <w:t xml:space="preserve">SLU Artdatabanken, 2024. </w:t>
       </w:r>
       <w:r>
         <w:rPr>
           <w:i/>
         </w:rPr>
-        <w:t>Avverkning av skog med höga naturvärden samt skada på fridlysta arter strider både mot FSC Controlled Wood-standarden och FSC:s policy for associerade organisationer.</w:t>
-      </w:r>
-    </w:p>
-    <w:p>
-      <w:pPr>
-        <w:pStyle w:val="Heading1"/>
-      </w:pPr>
-      <w:r>
-        <w:t>Ur PEFC-standarden gällande lagefterlevnad</w:t>
-      </w:r>
-    </w:p>
-    <w:p>
-      <w:r>
-        <w:t>PEFC-standarden förutsätter att tillämplig svensk lagstiftning följs. Det är utsedd tillsynsmyndighet som ansvarar för tillsyn av lagens efterlevnad. PEFC-standarden återger innehållet i vissa certifieringskritiska lag- och föreskriftskrav vilka ska ingå i granskning av PEFC-systemets efterlevnad.</w:t>
-      </w:r>
-    </w:p>
-    <w:p>
-      <w:pPr>
-        <w:pStyle w:val="ListBullet"/>
-      </w:pPr>
-      <w:r>
-        <w:rPr>
-          <w:b/>
-          <w:i/>
-        </w:rPr>
-        <w:t xml:space="preserve">Kommentar: </w:t>
-      </w:r>
-      <w:r>
-        <w:rPr>
-          <w:i/>
-        </w:rPr>
-        <w:t>I den avverkningsanmälda skogen har fridlysta arter sina livsmiljöer och växtplatser. Att skada de fridlysta arternas livsmiljöer, växtplatser eller ekologiska funktion är inte tillåtet enligt artskyddsförordningen</w:t>
+        <w:t xml:space="preserve">Artfaktablad. Naturvård – artfakta. </w:t>
+      </w:r>
+      <w:r>
+        <w:t>SLU Artdatabanken, Uppsala</w:t>
       </w:r>
     </w:p>
     <w:sectPr>
@@ -641,7 +1119,7 @@
 </file>
 
 <file path=word/endnotes.xml><?xml version="1.0" encoding="utf-8"?>
-<w:endnotes xmlns:wpc="http://schemas.microsoft.com/office/word/2010/wordprocessingCanvas" xmlns:cx="http://schemas.microsoft.com/office/drawing/2014/chartex" xmlns:cx1="http://schemas.microsoft.com/office/drawing/2015/9/8/chartex" xmlns:cx2="http://schemas.microsoft.com/office/drawing/2015/10/21/chartex" xmlns:cx3="http://schemas.microsoft.com/office/drawing/2016/5/9/chartex" xmlns:cx4="http://schemas.microsoft.com/office/drawing/2016/5/10/chartex" xmlns:cx5="http://schemas.microsoft.com/office/drawing/2016/5/11/chartex" xmlns:cx6="http://schemas.microsoft.com/office/drawing/2016/5/12/chartex" xmlns:cx7="http://schemas.microsoft.com/office/drawing/2016/5/13/chartex" xmlns:cx8="http://schemas.microsoft.com/office/drawing/2016/5/14/chartex" xmlns:mc="http://schemas.openxmlformats.org/markup-compatibility/2006" xmlns:aink="http://schemas.microsoft.com/office/drawing/2016/ink" xmlns:am3d="http://schemas.microsoft.com/office/drawing/2017/model3d" xmlns:o="urn:schemas-microsoft-com:office:office" xmlns:oel="http://schemas.microsoft.com/office/2019/extlst" xmlns:r="http://schemas.openxmlformats.org/officeDocument/2006/relationships" xmlns:m="http://schemas.openxmlformats.org/officeDocument/2006/math" xmlns:v="urn:schemas-microsoft-com:vml" xmlns:wp14="http://schemas.microsoft.com/office/word/2010/wordprocessingDrawing" xmlns:wp="http://schemas.openxmlformats.org/drawingml/2006/wordprocessingDrawing" xmlns:w10="urn:schemas-microsoft-com:office:word" xmlns:w="http://schemas.openxmlformats.org/wordprocessingml/2006/main" xmlns:w14="http://schemas.microsoft.com/office/word/2010/wordml" xmlns:w15="http://schemas.microsoft.com/office/word/2012/wordml" xmlns:w16cex="http://schemas.microsoft.com/office/word/2018/wordml/cex" xmlns:w16cid="http://schemas.microsoft.com/office/word/2016/wordml/cid" xmlns:w16="http://schemas.microsoft.com/office/word/2018/wordml" xmlns:w16sdtdh="http://schemas.microsoft.com/office/word/2020/wordml/sdtdatahash" xmlns:w16se="http://schemas.microsoft.com/office/word/2015/wordml/symex" xmlns:wpg="http://schemas.microsoft.com/office/word/2010/wordprocessingGroup" xmlns:wpi="http://schemas.microsoft.com/office/word/2010/wordprocessingInk" xmlns:wne="http://schemas.microsoft.com/office/word/2006/wordml" xmlns:wps="http://schemas.microsoft.com/office/word/2010/wordprocessingShape" mc:Ignorable="w14 w15 w16se w16cid w16 w16cex w16sdtdh wp14">
+<w:endnotes xmlns:wpc="http://schemas.microsoft.com/office/word/2010/wordprocessingCanvas" xmlns:cx="http://schemas.microsoft.com/office/drawing/2014/chartex" xmlns:cx1="http://schemas.microsoft.com/office/drawing/2015/9/8/chartex" xmlns:cx2="http://schemas.microsoft.com/office/drawing/2015/10/21/chartex" xmlns:cx3="http://schemas.microsoft.com/office/drawing/2016/5/9/chartex" xmlns:cx4="http://schemas.microsoft.com/office/drawing/2016/5/10/chartex" xmlns:cx5="http://schemas.microsoft.com/office/drawing/2016/5/11/chartex" xmlns:cx6="http://schemas.microsoft.com/office/drawing/2016/5/12/chartex" xmlns:cx7="http://schemas.microsoft.com/office/drawing/2016/5/13/chartex" xmlns:cx8="http://schemas.microsoft.com/office/drawing/2016/5/14/chartex" xmlns:mc="http://schemas.openxmlformats.org/markup-compatibility/2006" xmlns:aink="http://schemas.microsoft.com/office/drawing/2016/ink" xmlns:am3d="http://schemas.microsoft.com/office/drawing/2017/model3d" xmlns:o="urn:schemas-microsoft-com:office:office" xmlns:oel="http://schemas.microsoft.com/office/2019/extlst" xmlns:r="http://schemas.openxmlformats.org/officeDocument/2006/relationships" xmlns:m="http://schemas.openxmlformats.org/officeDocument/2006/math" xmlns:v="urn:schemas-microsoft-com:vml" xmlns:wp14="http://schemas.microsoft.com/office/word/2010/wordprocessingDrawing" xmlns:wp="http://schemas.openxmlformats.org/drawingml/2006/wordprocessingDrawing" xmlns:w10="urn:schemas-microsoft-com:office:word" xmlns:w="http://schemas.openxmlformats.org/wordprocessingml/2006/main" xmlns:w14="http://schemas.microsoft.com/office/word/2010/wordml" xmlns:w15="http://schemas.microsoft.com/office/word/2012/wordml" xmlns:w16cex="http://schemas.microsoft.com/office/word/2018/wordml/cex" xmlns:w16cid="http://schemas.microsoft.com/office/word/2016/wordml/cid" xmlns:w16="http://schemas.microsoft.com/office/word/2018/wordml" xmlns:w16du="http://schemas.microsoft.com/office/word/2023/wordml/word16du" xmlns:w16sdtdh="http://schemas.microsoft.com/office/word/2020/wordml/sdtdatahash" xmlns:w16sdtfl="http://schemas.microsoft.com/office/word/2024/wordml/sdtformatlock" xmlns:w16se="http://schemas.microsoft.com/office/word/2015/wordml/symex" xmlns:wpg="http://schemas.microsoft.com/office/word/2010/wordprocessingGroup" xmlns:wpi="http://schemas.microsoft.com/office/word/2010/wordprocessingInk" xmlns:wne="http://schemas.microsoft.com/office/word/2006/wordml" xmlns:wps="http://schemas.microsoft.com/office/word/2010/wordprocessingShape" mc:Ignorable="w14 w15 w16se w16cid w16 w16cex w16sdtdh w16sdtfl w16du wp14">
   <w:endnote w:type="separator" w:id="-1">
     <w:p>
       <w:pPr>
@@ -666,7 +1144,7 @@
 </file>
 
 <file path=word/footer1.xml><?xml version="1.0" encoding="utf-8"?>
-<w:ftr xmlns:wpc="http://schemas.microsoft.com/office/word/2010/wordprocessingCanvas" xmlns:cx="http://schemas.microsoft.com/office/drawing/2014/chartex" xmlns:cx1="http://schemas.microsoft.com/office/drawing/2015/9/8/chartex" xmlns:cx2="http://schemas.microsoft.com/office/drawing/2015/10/21/chartex" xmlns:cx3="http://schemas.microsoft.com/office/drawing/2016/5/9/chartex" xmlns:cx4="http://schemas.microsoft.com/office/drawing/2016/5/10/chartex" xmlns:cx5="http://schemas.microsoft.com/office/drawing/2016/5/11/chartex" xmlns:cx6="http://schemas.microsoft.com/office/drawing/2016/5/12/chartex" xmlns:cx7="http://schemas.microsoft.com/office/drawing/2016/5/13/chartex" xmlns:cx8="http://schemas.microsoft.com/office/drawing/2016/5/14/chartex" xmlns:mc="http://schemas.openxmlformats.org/markup-compatibility/2006" xmlns:aink="http://schemas.microsoft.com/office/drawing/2016/ink" xmlns:am3d="http://schemas.microsoft.com/office/drawing/2017/model3d" xmlns:o="urn:schemas-microsoft-com:office:office" xmlns:oel="http://schemas.microsoft.com/office/2019/extlst" xmlns:r="http://schemas.openxmlformats.org/officeDocument/2006/relationships" xmlns:m="http://schemas.openxmlformats.org/officeDocument/2006/math" xmlns:v="urn:schemas-microsoft-com:vml" xmlns:wp14="http://schemas.microsoft.com/office/word/2010/wordprocessingDrawing" xmlns:wp="http://schemas.openxmlformats.org/drawingml/2006/wordprocessingDrawing" xmlns:w10="urn:schemas-microsoft-com:office:word" xmlns:w="http://schemas.openxmlformats.org/wordprocessingml/2006/main" xmlns:w14="http://schemas.microsoft.com/office/word/2010/wordml" xmlns:w15="http://schemas.microsoft.com/office/word/2012/wordml" xmlns:w16cex="http://schemas.microsoft.com/office/word/2018/wordml/cex" xmlns:w16cid="http://schemas.microsoft.com/office/word/2016/wordml/cid" xmlns:w16="http://schemas.microsoft.com/office/word/2018/wordml" xmlns:w16sdtdh="http://schemas.microsoft.com/office/word/2020/wordml/sdtdatahash" xmlns:w16se="http://schemas.microsoft.com/office/word/2015/wordml/symex" xmlns:wpg="http://schemas.microsoft.com/office/word/2010/wordprocessingGroup" xmlns:wpi="http://schemas.microsoft.com/office/word/2010/wordprocessingInk" xmlns:wne="http://schemas.microsoft.com/office/word/2006/wordml" xmlns:wps="http://schemas.microsoft.com/office/word/2010/wordprocessingShape" mc:Ignorable="w14 w15 w16se w16cid w16 w16cex w16sdtdh wp14">
+<w:ftr xmlns:wpc="http://schemas.microsoft.com/office/word/2010/wordprocessingCanvas" xmlns:cx="http://schemas.microsoft.com/office/drawing/2014/chartex" xmlns:cx1="http://schemas.microsoft.com/office/drawing/2015/9/8/chartex" xmlns:cx2="http://schemas.microsoft.com/office/drawing/2015/10/21/chartex" xmlns:cx3="http://schemas.microsoft.com/office/drawing/2016/5/9/chartex" xmlns:cx4="http://schemas.microsoft.com/office/drawing/2016/5/10/chartex" xmlns:cx5="http://schemas.microsoft.com/office/drawing/2016/5/11/chartex" xmlns:cx6="http://schemas.microsoft.com/office/drawing/2016/5/12/chartex" xmlns:cx7="http://schemas.microsoft.com/office/drawing/2016/5/13/chartex" xmlns:cx8="http://schemas.microsoft.com/office/drawing/2016/5/14/chartex" xmlns:mc="http://schemas.openxmlformats.org/markup-compatibility/2006" xmlns:aink="http://schemas.microsoft.com/office/drawing/2016/ink" xmlns:am3d="http://schemas.microsoft.com/office/drawing/2017/model3d" xmlns:o="urn:schemas-microsoft-com:office:office" xmlns:oel="http://schemas.microsoft.com/office/2019/extlst" xmlns:r="http://schemas.openxmlformats.org/officeDocument/2006/relationships" xmlns:m="http://schemas.openxmlformats.org/officeDocument/2006/math" xmlns:v="urn:schemas-microsoft-com:vml" xmlns:wp14="http://schemas.microsoft.com/office/word/2010/wordprocessingDrawing" xmlns:wp="http://schemas.openxmlformats.org/drawingml/2006/wordprocessingDrawing" xmlns:w10="urn:schemas-microsoft-com:office:word" xmlns:w="http://schemas.openxmlformats.org/wordprocessingml/2006/main" xmlns:w14="http://schemas.microsoft.com/office/word/2010/wordml" xmlns:w15="http://schemas.microsoft.com/office/word/2012/wordml" xmlns:w16cex="http://schemas.microsoft.com/office/word/2018/wordml/cex" xmlns:w16cid="http://schemas.microsoft.com/office/word/2016/wordml/cid" xmlns:w16="http://schemas.microsoft.com/office/word/2018/wordml" xmlns:w16du="http://schemas.microsoft.com/office/word/2023/wordml/word16du" xmlns:w16sdtdh="http://schemas.microsoft.com/office/word/2020/wordml/sdtdatahash" xmlns:w16sdtfl="http://schemas.microsoft.com/office/word/2024/wordml/sdtformatlock" xmlns:w16se="http://schemas.microsoft.com/office/word/2015/wordml/symex" xmlns:wpg="http://schemas.microsoft.com/office/word/2010/wordprocessingGroup" xmlns:wpi="http://schemas.microsoft.com/office/word/2010/wordprocessingInk" xmlns:wne="http://schemas.microsoft.com/office/word/2006/wordml" xmlns:wps="http://schemas.microsoft.com/office/word/2010/wordprocessingShape" mc:Ignorable="w14 w15 w16se w16cid w16 w16cex w16sdtdh w16sdtfl w16du wp14">
   <w:p>
     <w:pPr>
       <w:pStyle w:val="Footer"/>
@@ -676,7 +1154,7 @@
 </file>
 
 <file path=word/footer2.xml><?xml version="1.0" encoding="utf-8"?>
-<w:ftr xmlns:wpc="http://schemas.microsoft.com/office/word/2010/wordprocessingCanvas" xmlns:cx="http://schemas.microsoft.com/office/drawing/2014/chartex" xmlns:cx1="http://schemas.microsoft.com/office/drawing/2015/9/8/chartex" xmlns:cx2="http://schemas.microsoft.com/office/drawing/2015/10/21/chartex" xmlns:cx3="http://schemas.microsoft.com/office/drawing/2016/5/9/chartex" xmlns:cx4="http://schemas.microsoft.com/office/drawing/2016/5/10/chartex" xmlns:cx5="http://schemas.microsoft.com/office/drawing/2016/5/11/chartex" xmlns:cx6="http://schemas.microsoft.com/office/drawing/2016/5/12/chartex" xmlns:cx7="http://schemas.microsoft.com/office/drawing/2016/5/13/chartex" xmlns:cx8="http://schemas.microsoft.com/office/drawing/2016/5/14/chartex" xmlns:mc="http://schemas.openxmlformats.org/markup-compatibility/2006" xmlns:aink="http://schemas.microsoft.com/office/drawing/2016/ink" xmlns:am3d="http://schemas.microsoft.com/office/drawing/2017/model3d" xmlns:o="urn:schemas-microsoft-com:office:office" xmlns:oel="http://schemas.microsoft.com/office/2019/extlst" xmlns:r="http://schemas.openxmlformats.org/officeDocument/2006/relationships" xmlns:m="http://schemas.openxmlformats.org/officeDocument/2006/math" xmlns:v="urn:schemas-microsoft-com:vml" xmlns:wp14="http://schemas.microsoft.com/office/word/2010/wordprocessingDrawing" xmlns:wp="http://schemas.openxmlformats.org/drawingml/2006/wordprocessingDrawing" xmlns:w10="urn:schemas-microsoft-com:office:word" xmlns:w="http://schemas.openxmlformats.org/wordprocessingml/2006/main" xmlns:w14="http://schemas.microsoft.com/office/word/2010/wordml" xmlns:w15="http://schemas.microsoft.com/office/word/2012/wordml" xmlns:w16cex="http://schemas.microsoft.com/office/word/2018/wordml/cex" xmlns:w16cid="http://schemas.microsoft.com/office/word/2016/wordml/cid" xmlns:w16="http://schemas.microsoft.com/office/word/2018/wordml" xmlns:w16sdtdh="http://schemas.microsoft.com/office/word/2020/wordml/sdtdatahash" xmlns:w16se="http://schemas.microsoft.com/office/word/2015/wordml/symex" xmlns:wpg="http://schemas.microsoft.com/office/word/2010/wordprocessingGroup" xmlns:wpi="http://schemas.microsoft.com/office/word/2010/wordprocessingInk" xmlns:wne="http://schemas.microsoft.com/office/word/2006/wordml" xmlns:wps="http://schemas.microsoft.com/office/word/2010/wordprocessingShape" mc:Ignorable="w14 w15 w16se w16cid w16 w16cex w16sdtdh wp14">
+<w:ftr xmlns:wpc="http://schemas.microsoft.com/office/word/2010/wordprocessingCanvas" xmlns:cx="http://schemas.microsoft.com/office/drawing/2014/chartex" xmlns:cx1="http://schemas.microsoft.com/office/drawing/2015/9/8/chartex" xmlns:cx2="http://schemas.microsoft.com/office/drawing/2015/10/21/chartex" xmlns:cx3="http://schemas.microsoft.com/office/drawing/2016/5/9/chartex" xmlns:cx4="http://schemas.microsoft.com/office/drawing/2016/5/10/chartex" xmlns:cx5="http://schemas.microsoft.com/office/drawing/2016/5/11/chartex" xmlns:cx6="http://schemas.microsoft.com/office/drawing/2016/5/12/chartex" xmlns:cx7="http://schemas.microsoft.com/office/drawing/2016/5/13/chartex" xmlns:cx8="http://schemas.microsoft.com/office/drawing/2016/5/14/chartex" xmlns:mc="http://schemas.openxmlformats.org/markup-compatibility/2006" xmlns:aink="http://schemas.microsoft.com/office/drawing/2016/ink" xmlns:am3d="http://schemas.microsoft.com/office/drawing/2017/model3d" xmlns:o="urn:schemas-microsoft-com:office:office" xmlns:oel="http://schemas.microsoft.com/office/2019/extlst" xmlns:r="http://schemas.openxmlformats.org/officeDocument/2006/relationships" xmlns:m="http://schemas.openxmlformats.org/officeDocument/2006/math" xmlns:v="urn:schemas-microsoft-com:vml" xmlns:wp14="http://schemas.microsoft.com/office/word/2010/wordprocessingDrawing" xmlns:wp="http://schemas.openxmlformats.org/drawingml/2006/wordprocessingDrawing" xmlns:w10="urn:schemas-microsoft-com:office:word" xmlns:w="http://schemas.openxmlformats.org/wordprocessingml/2006/main" xmlns:w14="http://schemas.microsoft.com/office/word/2010/wordml" xmlns:w15="http://schemas.microsoft.com/office/word/2012/wordml" xmlns:w16cex="http://schemas.microsoft.com/office/word/2018/wordml/cex" xmlns:w16cid="http://schemas.microsoft.com/office/word/2016/wordml/cid" xmlns:w16="http://schemas.microsoft.com/office/word/2018/wordml" xmlns:w16du="http://schemas.microsoft.com/office/word/2023/wordml/word16du" xmlns:w16sdtdh="http://schemas.microsoft.com/office/word/2020/wordml/sdtdatahash" xmlns:w16sdtfl="http://schemas.microsoft.com/office/word/2024/wordml/sdtformatlock" xmlns:w16se="http://schemas.microsoft.com/office/word/2015/wordml/symex" xmlns:wpg="http://schemas.microsoft.com/office/word/2010/wordprocessingGroup" xmlns:wpi="http://schemas.microsoft.com/office/word/2010/wordprocessingInk" xmlns:wne="http://schemas.microsoft.com/office/word/2006/wordml" xmlns:wps="http://schemas.microsoft.com/office/word/2010/wordprocessingShape" mc:Ignorable="w14 w15 w16se w16cid w16 w16cex w16sdtdh w16sdtfl w16du wp14">
   <w:p>
     <w:pPr>
       <w:pStyle w:val="Footer"/>
@@ -686,7 +1164,7 @@
 </file>
 
 <file path=word/footer3.xml><?xml version="1.0" encoding="utf-8"?>
-<w:ftr xmlns:wpc="http://schemas.microsoft.com/office/word/2010/wordprocessingCanvas" xmlns:cx="http://schemas.microsoft.com/office/drawing/2014/chartex" xmlns:cx1="http://schemas.microsoft.com/office/drawing/2015/9/8/chartex" xmlns:cx2="http://schemas.microsoft.com/office/drawing/2015/10/21/chartex" xmlns:cx3="http://schemas.microsoft.com/office/drawing/2016/5/9/chartex" xmlns:cx4="http://schemas.microsoft.com/office/drawing/2016/5/10/chartex" xmlns:cx5="http://schemas.microsoft.com/office/drawing/2016/5/11/chartex" xmlns:cx6="http://schemas.microsoft.com/office/drawing/2016/5/12/chartex" xmlns:cx7="http://schemas.microsoft.com/office/drawing/2016/5/13/chartex" xmlns:cx8="http://schemas.microsoft.com/office/drawing/2016/5/14/chartex" xmlns:mc="http://schemas.openxmlformats.org/markup-compatibility/2006" xmlns:aink="http://schemas.microsoft.com/office/drawing/2016/ink" xmlns:am3d="http://schemas.microsoft.com/office/drawing/2017/model3d" xmlns:o="urn:schemas-microsoft-com:office:office" xmlns:oel="http://schemas.microsoft.com/office/2019/extlst" xmlns:r="http://schemas.openxmlformats.org/officeDocument/2006/relationships" xmlns:m="http://schemas.openxmlformats.org/officeDocument/2006/math" xmlns:v="urn:schemas-microsoft-com:vml" xmlns:wp14="http://schemas.microsoft.com/office/word/2010/wordprocessingDrawing" xmlns:wp="http://schemas.openxmlformats.org/drawingml/2006/wordprocessingDrawing" xmlns:w10="urn:schemas-microsoft-com:office:word" xmlns:w="http://schemas.openxmlformats.org/wordprocessingml/2006/main" xmlns:w14="http://schemas.microsoft.com/office/word/2010/wordml" xmlns:w15="http://schemas.microsoft.com/office/word/2012/wordml" xmlns:w16cex="http://schemas.microsoft.com/office/word/2018/wordml/cex" xmlns:w16cid="http://schemas.microsoft.com/office/word/2016/wordml/cid" xmlns:w16="http://schemas.microsoft.com/office/word/2018/wordml" xmlns:w16sdtdh="http://schemas.microsoft.com/office/word/2020/wordml/sdtdatahash" xmlns:w16se="http://schemas.microsoft.com/office/word/2015/wordml/symex" xmlns:wpg="http://schemas.microsoft.com/office/word/2010/wordprocessingGroup" xmlns:wpi="http://schemas.microsoft.com/office/word/2010/wordprocessingInk" xmlns:wne="http://schemas.microsoft.com/office/word/2006/wordml" xmlns:wps="http://schemas.microsoft.com/office/word/2010/wordprocessingShape" mc:Ignorable="w14 w15 w16se w16cid w16 w16cex w16sdtdh wp14">
+<w:ftr xmlns:wpc="http://schemas.microsoft.com/office/word/2010/wordprocessingCanvas" xmlns:cx="http://schemas.microsoft.com/office/drawing/2014/chartex" xmlns:cx1="http://schemas.microsoft.com/office/drawing/2015/9/8/chartex" xmlns:cx2="http://schemas.microsoft.com/office/drawing/2015/10/21/chartex" xmlns:cx3="http://schemas.microsoft.com/office/drawing/2016/5/9/chartex" xmlns:cx4="http://schemas.microsoft.com/office/drawing/2016/5/10/chartex" xmlns:cx5="http://schemas.microsoft.com/office/drawing/2016/5/11/chartex" xmlns:cx6="http://schemas.microsoft.com/office/drawing/2016/5/12/chartex" xmlns:cx7="http://schemas.microsoft.com/office/drawing/2016/5/13/chartex" xmlns:cx8="http://schemas.microsoft.com/office/drawing/2016/5/14/chartex" xmlns:mc="http://schemas.openxmlformats.org/markup-compatibility/2006" xmlns:aink="http://schemas.microsoft.com/office/drawing/2016/ink" xmlns:am3d="http://schemas.microsoft.com/office/drawing/2017/model3d" xmlns:o="urn:schemas-microsoft-com:office:office" xmlns:oel="http://schemas.microsoft.com/office/2019/extlst" xmlns:r="http://schemas.openxmlformats.org/officeDocument/2006/relationships" xmlns:m="http://schemas.openxmlformats.org/officeDocument/2006/math" xmlns:v="urn:schemas-microsoft-com:vml" xmlns:wp14="http://schemas.microsoft.com/office/word/2010/wordprocessingDrawing" xmlns:wp="http://schemas.openxmlformats.org/drawingml/2006/wordprocessingDrawing" xmlns:w10="urn:schemas-microsoft-com:office:word" xmlns:w="http://schemas.openxmlformats.org/wordprocessingml/2006/main" xmlns:w14="http://schemas.microsoft.com/office/word/2010/wordml" xmlns:w15="http://schemas.microsoft.com/office/word/2012/wordml" xmlns:w16cex="http://schemas.microsoft.com/office/word/2018/wordml/cex" xmlns:w16cid="http://schemas.microsoft.com/office/word/2016/wordml/cid" xmlns:w16="http://schemas.microsoft.com/office/word/2018/wordml" xmlns:w16du="http://schemas.microsoft.com/office/word/2023/wordml/word16du" xmlns:w16sdtdh="http://schemas.microsoft.com/office/word/2020/wordml/sdtdatahash" xmlns:w16sdtfl="http://schemas.microsoft.com/office/word/2024/wordml/sdtformatlock" xmlns:w16se="http://schemas.microsoft.com/office/word/2015/wordml/symex" xmlns:wpg="http://schemas.microsoft.com/office/word/2010/wordprocessingGroup" xmlns:wpi="http://schemas.microsoft.com/office/word/2010/wordprocessingInk" xmlns:wne="http://schemas.microsoft.com/office/word/2006/wordml" xmlns:wps="http://schemas.microsoft.com/office/word/2010/wordprocessingShape" mc:Ignorable="w14 w15 w16se w16cid w16 w16cex w16sdtdh w16sdtfl w16du wp14">
   <w:p>
     <w:pPr>
       <w:pStyle w:val="Footer"/>
@@ -696,7 +1174,7 @@
 </file>
 
 <file path=word/footnotes.xml><?xml version="1.0" encoding="utf-8"?>
-<w:footnotes xmlns:wpc="http://schemas.microsoft.com/office/word/2010/wordprocessingCanvas" xmlns:cx="http://schemas.microsoft.com/office/drawing/2014/chartex" xmlns:cx1="http://schemas.microsoft.com/office/drawing/2015/9/8/chartex" xmlns:cx2="http://schemas.microsoft.com/office/drawing/2015/10/21/chartex" xmlns:cx3="http://schemas.microsoft.com/office/drawing/2016/5/9/chartex" xmlns:cx4="http://schemas.microsoft.com/office/drawing/2016/5/10/chartex" xmlns:cx5="http://schemas.microsoft.com/office/drawing/2016/5/11/chartex" xmlns:cx6="http://schemas.microsoft.com/office/drawing/2016/5/12/chartex" xmlns:cx7="http://schemas.microsoft.com/office/drawing/2016/5/13/chartex" xmlns:cx8="http://schemas.microsoft.com/office/drawing/2016/5/14/chartex" xmlns:mc="http://schemas.openxmlformats.org/markup-compatibility/2006" xmlns:aink="http://schemas.microsoft.com/office/drawing/2016/ink" xmlns:am3d="http://schemas.microsoft.com/office/drawing/2017/model3d" xmlns:o="urn:schemas-microsoft-com:office:office" xmlns:oel="http://schemas.microsoft.com/office/2019/extlst" xmlns:r="http://schemas.openxmlformats.org/officeDocument/2006/relationships" xmlns:m="http://schemas.openxmlformats.org/officeDocument/2006/math" xmlns:v="urn:schemas-microsoft-com:vml" xmlns:wp14="http://schemas.microsoft.com/office/word/2010/wordprocessingDrawing" xmlns:wp="http://schemas.openxmlformats.org/drawingml/2006/wordprocessingDrawing" xmlns:w10="urn:schemas-microsoft-com:office:word" xmlns:w="http://schemas.openxmlformats.org/wordprocessingml/2006/main" xmlns:w14="http://schemas.microsoft.com/office/word/2010/wordml" xmlns:w15="http://schemas.microsoft.com/office/word/2012/wordml" xmlns:w16cex="http://schemas.microsoft.com/office/word/2018/wordml/cex" xmlns:w16cid="http://schemas.microsoft.com/office/word/2016/wordml/cid" xmlns:w16="http://schemas.microsoft.com/office/word/2018/wordml" xmlns:w16sdtdh="http://schemas.microsoft.com/office/word/2020/wordml/sdtdatahash" xmlns:w16se="http://schemas.microsoft.com/office/word/2015/wordml/symex" xmlns:wpg="http://schemas.microsoft.com/office/word/2010/wordprocessingGroup" xmlns:wpi="http://schemas.microsoft.com/office/word/2010/wordprocessingInk" xmlns:wne="http://schemas.microsoft.com/office/word/2006/wordml" xmlns:wps="http://schemas.microsoft.com/office/word/2010/wordprocessingShape" mc:Ignorable="w14 w15 w16se w16cid w16 w16cex w16sdtdh wp14">
+<w:footnotes xmlns:wpc="http://schemas.microsoft.com/office/word/2010/wordprocessingCanvas" xmlns:cx="http://schemas.microsoft.com/office/drawing/2014/chartex" xmlns:cx1="http://schemas.microsoft.com/office/drawing/2015/9/8/chartex" xmlns:cx2="http://schemas.microsoft.com/office/drawing/2015/10/21/chartex" xmlns:cx3="http://schemas.microsoft.com/office/drawing/2016/5/9/chartex" xmlns:cx4="http://schemas.microsoft.com/office/drawing/2016/5/10/chartex" xmlns:cx5="http://schemas.microsoft.com/office/drawing/2016/5/11/chartex" xmlns:cx6="http://schemas.microsoft.com/office/drawing/2016/5/12/chartex" xmlns:cx7="http://schemas.microsoft.com/office/drawing/2016/5/13/chartex" xmlns:cx8="http://schemas.microsoft.com/office/drawing/2016/5/14/chartex" xmlns:mc="http://schemas.openxmlformats.org/markup-compatibility/2006" xmlns:aink="http://schemas.microsoft.com/office/drawing/2016/ink" xmlns:am3d="http://schemas.microsoft.com/office/drawing/2017/model3d" xmlns:o="urn:schemas-microsoft-com:office:office" xmlns:oel="http://schemas.microsoft.com/office/2019/extlst" xmlns:r="http://schemas.openxmlformats.org/officeDocument/2006/relationships" xmlns:m="http://schemas.openxmlformats.org/officeDocument/2006/math" xmlns:v="urn:schemas-microsoft-com:vml" xmlns:wp14="http://schemas.microsoft.com/office/word/2010/wordprocessingDrawing" xmlns:wp="http://schemas.openxmlformats.org/drawingml/2006/wordprocessingDrawing" xmlns:w10="urn:schemas-microsoft-com:office:word" xmlns:w="http://schemas.openxmlformats.org/wordprocessingml/2006/main" xmlns:w14="http://schemas.microsoft.com/office/word/2010/wordml" xmlns:w15="http://schemas.microsoft.com/office/word/2012/wordml" xmlns:w16cex="http://schemas.microsoft.com/office/word/2018/wordml/cex" xmlns:w16cid="http://schemas.microsoft.com/office/word/2016/wordml/cid" xmlns:w16="http://schemas.microsoft.com/office/word/2018/wordml" xmlns:w16du="http://schemas.microsoft.com/office/word/2023/wordml/word16du" xmlns:w16sdtdh="http://schemas.microsoft.com/office/word/2020/wordml/sdtdatahash" xmlns:w16sdtfl="http://schemas.microsoft.com/office/word/2024/wordml/sdtformatlock" xmlns:w16se="http://schemas.microsoft.com/office/word/2015/wordml/symex" xmlns:wpg="http://schemas.microsoft.com/office/word/2010/wordprocessingGroup" xmlns:wpi="http://schemas.microsoft.com/office/word/2010/wordprocessingInk" xmlns:wne="http://schemas.microsoft.com/office/word/2006/wordml" xmlns:wps="http://schemas.microsoft.com/office/word/2010/wordprocessingShape" mc:Ignorable="w14 w15 w16se w16cid w16 w16cex w16sdtdh w16sdtfl w16du wp14">
   <w:footnote w:type="separator" w:id="-1">
     <w:p>
       <w:pPr>
@@ -721,7 +1199,7 @@
 </file>
 
 <file path=word/header1.xml><?xml version="1.0" encoding="utf-8"?>
-<w:hdr xmlns:wpc="http://schemas.microsoft.com/office/word/2010/wordprocessingCanvas" xmlns:cx="http://schemas.microsoft.com/office/drawing/2014/chartex" xmlns:cx1="http://schemas.microsoft.com/office/drawing/2015/9/8/chartex" xmlns:cx2="http://schemas.microsoft.com/office/drawing/2015/10/21/chartex" xmlns:cx3="http://schemas.microsoft.com/office/drawing/2016/5/9/chartex" xmlns:cx4="http://schemas.microsoft.com/office/drawing/2016/5/10/chartex" xmlns:cx5="http://schemas.microsoft.com/office/drawing/2016/5/11/chartex" xmlns:cx6="http://schemas.microsoft.com/office/drawing/2016/5/12/chartex" xmlns:cx7="http://schemas.microsoft.com/office/drawing/2016/5/13/chartex" xmlns:cx8="http://schemas.microsoft.com/office/drawing/2016/5/14/chartex" xmlns:mc="http://schemas.openxmlformats.org/markup-compatibility/2006" xmlns:aink="http://schemas.microsoft.com/office/drawing/2016/ink" xmlns:am3d="http://schemas.microsoft.com/office/drawing/2017/model3d" xmlns:o="urn:schemas-microsoft-com:office:office" xmlns:oel="http://schemas.microsoft.com/office/2019/extlst" xmlns:r="http://schemas.openxmlformats.org/officeDocument/2006/relationships" xmlns:m="http://schemas.openxmlformats.org/officeDocument/2006/math" xmlns:v="urn:schemas-microsoft-com:vml" xmlns:wp14="http://schemas.microsoft.com/office/word/2010/wordprocessingDrawing" xmlns:wp="http://schemas.openxmlformats.org/drawingml/2006/wordprocessingDrawing" xmlns:w10="urn:schemas-microsoft-com:office:word" xmlns:w="http://schemas.openxmlformats.org/wordprocessingml/2006/main" xmlns:w14="http://schemas.microsoft.com/office/word/2010/wordml" xmlns:w15="http://schemas.microsoft.com/office/word/2012/wordml" xmlns:w16cex="http://schemas.microsoft.com/office/word/2018/wordml/cex" xmlns:w16cid="http://schemas.microsoft.com/office/word/2016/wordml/cid" xmlns:w16="http://schemas.microsoft.com/office/word/2018/wordml" xmlns:w16sdtdh="http://schemas.microsoft.com/office/word/2020/wordml/sdtdatahash" xmlns:w16se="http://schemas.microsoft.com/office/word/2015/wordml/symex" xmlns:wpg="http://schemas.microsoft.com/office/word/2010/wordprocessingGroup" xmlns:wpi="http://schemas.microsoft.com/office/word/2010/wordprocessingInk" xmlns:wne="http://schemas.microsoft.com/office/word/2006/wordml" xmlns:wps="http://schemas.microsoft.com/office/word/2010/wordprocessingShape" mc:Ignorable="w14 w15 w16se w16cid w16 w16cex w16sdtdh wp14">
+<w:hdr xmlns:wpc="http://schemas.microsoft.com/office/word/2010/wordprocessingCanvas" xmlns:cx="http://schemas.microsoft.com/office/drawing/2014/chartex" xmlns:cx1="http://schemas.microsoft.com/office/drawing/2015/9/8/chartex" xmlns:cx2="http://schemas.microsoft.com/office/drawing/2015/10/21/chartex" xmlns:cx3="http://schemas.microsoft.com/office/drawing/2016/5/9/chartex" xmlns:cx4="http://schemas.microsoft.com/office/drawing/2016/5/10/chartex" xmlns:cx5="http://schemas.microsoft.com/office/drawing/2016/5/11/chartex" xmlns:cx6="http://schemas.microsoft.com/office/drawing/2016/5/12/chartex" xmlns:cx7="http://schemas.microsoft.com/office/drawing/2016/5/13/chartex" xmlns:cx8="http://schemas.microsoft.com/office/drawing/2016/5/14/chartex" xmlns:mc="http://schemas.openxmlformats.org/markup-compatibility/2006" xmlns:aink="http://schemas.microsoft.com/office/drawing/2016/ink" xmlns:am3d="http://schemas.microsoft.com/office/drawing/2017/model3d" xmlns:o="urn:schemas-microsoft-com:office:office" xmlns:oel="http://schemas.microsoft.com/office/2019/extlst" xmlns:r="http://schemas.openxmlformats.org/officeDocument/2006/relationships" xmlns:m="http://schemas.openxmlformats.org/officeDocument/2006/math" xmlns:v="urn:schemas-microsoft-com:vml" xmlns:wp14="http://schemas.microsoft.com/office/word/2010/wordprocessingDrawing" xmlns:wp="http://schemas.openxmlformats.org/drawingml/2006/wordprocessingDrawing" xmlns:w10="urn:schemas-microsoft-com:office:word" xmlns:w="http://schemas.openxmlformats.org/wordprocessingml/2006/main" xmlns:w14="http://schemas.microsoft.com/office/word/2010/wordml" xmlns:w15="http://schemas.microsoft.com/office/word/2012/wordml" xmlns:w16cex="http://schemas.microsoft.com/office/word/2018/wordml/cex" xmlns:w16cid="http://schemas.microsoft.com/office/word/2016/wordml/cid" xmlns:w16="http://schemas.microsoft.com/office/word/2018/wordml" xmlns:w16du="http://schemas.microsoft.com/office/word/2023/wordml/word16du" xmlns:w16sdtdh="http://schemas.microsoft.com/office/word/2020/wordml/sdtdatahash" xmlns:w16sdtfl="http://schemas.microsoft.com/office/word/2024/wordml/sdtformatlock" xmlns:w16se="http://schemas.microsoft.com/office/word/2015/wordml/symex" xmlns:wpg="http://schemas.microsoft.com/office/word/2010/wordprocessingGroup" xmlns:wpi="http://schemas.microsoft.com/office/word/2010/wordprocessingInk" xmlns:wne="http://schemas.microsoft.com/office/word/2006/wordml" xmlns:wps="http://schemas.microsoft.com/office/word/2010/wordprocessingShape" mc:Ignorable="w14 w15 w16se w16cid w16 w16cex w16sdtdh w16sdtfl w16du wp14">
   <w:p>
     <w:pPr>
       <w:pStyle w:val="Header"/>
@@ -731,7 +1209,7 @@
 </file>
 
 <file path=word/header2.xml><?xml version="1.0" encoding="utf-8"?>
-<w:hdr xmlns:wpc="http://schemas.microsoft.com/office/word/2010/wordprocessingCanvas" xmlns:cx="http://schemas.microsoft.com/office/drawing/2014/chartex" xmlns:cx1="http://schemas.microsoft.com/office/drawing/2015/9/8/chartex" xmlns:cx2="http://schemas.microsoft.com/office/drawing/2015/10/21/chartex" xmlns:cx3="http://schemas.microsoft.com/office/drawing/2016/5/9/chartex" xmlns:cx4="http://schemas.microsoft.com/office/drawing/2016/5/10/chartex" xmlns:cx5="http://schemas.microsoft.com/office/drawing/2016/5/11/chartex" xmlns:cx6="http://schemas.microsoft.com/office/drawing/2016/5/12/chartex" xmlns:cx7="http://schemas.microsoft.com/office/drawing/2016/5/13/chartex" xmlns:cx8="http://schemas.microsoft.com/office/drawing/2016/5/14/chartex" xmlns:mc="http://schemas.openxmlformats.org/markup-compatibility/2006" xmlns:aink="http://schemas.microsoft.com/office/drawing/2016/ink" xmlns:am3d="http://schemas.microsoft.com/office/drawing/2017/model3d" xmlns:o="urn:schemas-microsoft-com:office:office" xmlns:oel="http://schemas.microsoft.com/office/2019/extlst" xmlns:r="http://schemas.openxmlformats.org/officeDocument/2006/relationships" xmlns:m="http://schemas.openxmlformats.org/officeDocument/2006/math" xmlns:v="urn:schemas-microsoft-com:vml" xmlns:wp14="http://schemas.microsoft.com/office/word/2010/wordprocessingDrawing" xmlns:wp="http://schemas.openxmlformats.org/drawingml/2006/wordprocessingDrawing" xmlns:w10="urn:schemas-microsoft-com:office:word" xmlns:w="http://schemas.openxmlformats.org/wordprocessingml/2006/main" xmlns:w14="http://schemas.microsoft.com/office/word/2010/wordml" xmlns:w15="http://schemas.microsoft.com/office/word/2012/wordml" xmlns:w16cex="http://schemas.microsoft.com/office/word/2018/wordml/cex" xmlns:w16cid="http://schemas.microsoft.com/office/word/2016/wordml/cid" xmlns:w16="http://schemas.microsoft.com/office/word/2018/wordml" xmlns:w16sdtdh="http://schemas.microsoft.com/office/word/2020/wordml/sdtdatahash" xmlns:w16se="http://schemas.microsoft.com/office/word/2015/wordml/symex" xmlns:wpg="http://schemas.microsoft.com/office/word/2010/wordprocessingGroup" xmlns:wpi="http://schemas.microsoft.com/office/word/2010/wordprocessingInk" xmlns:wne="http://schemas.microsoft.com/office/word/2006/wordml" xmlns:wps="http://schemas.microsoft.com/office/word/2010/wordprocessingShape" mc:Ignorable="w14 w15 w16se w16cid w16 w16cex w16sdtdh wp14">
+<w:hdr xmlns:wpc="http://schemas.microsoft.com/office/word/2010/wordprocessingCanvas" xmlns:cx="http://schemas.microsoft.com/office/drawing/2014/chartex" xmlns:cx1="http://schemas.microsoft.com/office/drawing/2015/9/8/chartex" xmlns:cx2="http://schemas.microsoft.com/office/drawing/2015/10/21/chartex" xmlns:cx3="http://schemas.microsoft.com/office/drawing/2016/5/9/chartex" xmlns:cx4="http://schemas.microsoft.com/office/drawing/2016/5/10/chartex" xmlns:cx5="http://schemas.microsoft.com/office/drawing/2016/5/11/chartex" xmlns:cx6="http://schemas.microsoft.com/office/drawing/2016/5/12/chartex" xmlns:cx7="http://schemas.microsoft.com/office/drawing/2016/5/13/chartex" xmlns:cx8="http://schemas.microsoft.com/office/drawing/2016/5/14/chartex" xmlns:mc="http://schemas.openxmlformats.org/markup-compatibility/2006" xmlns:aink="http://schemas.microsoft.com/office/drawing/2016/ink" xmlns:am3d="http://schemas.microsoft.com/office/drawing/2017/model3d" xmlns:o="urn:schemas-microsoft-com:office:office" xmlns:oel="http://schemas.microsoft.com/office/2019/extlst" xmlns:r="http://schemas.openxmlformats.org/officeDocument/2006/relationships" xmlns:m="http://schemas.openxmlformats.org/officeDocument/2006/math" xmlns:v="urn:schemas-microsoft-com:vml" xmlns:wp14="http://schemas.microsoft.com/office/word/2010/wordprocessingDrawing" xmlns:wp="http://schemas.openxmlformats.org/drawingml/2006/wordprocessingDrawing" xmlns:w10="urn:schemas-microsoft-com:office:word" xmlns:w="http://schemas.openxmlformats.org/wordprocessingml/2006/main" xmlns:w14="http://schemas.microsoft.com/office/word/2010/wordml" xmlns:w15="http://schemas.microsoft.com/office/word/2012/wordml" xmlns:w16cex="http://schemas.microsoft.com/office/word/2018/wordml/cex" xmlns:w16cid="http://schemas.microsoft.com/office/word/2016/wordml/cid" xmlns:w16="http://schemas.microsoft.com/office/word/2018/wordml" xmlns:w16du="http://schemas.microsoft.com/office/word/2023/wordml/word16du" xmlns:w16sdtdh="http://schemas.microsoft.com/office/word/2020/wordml/sdtdatahash" xmlns:w16sdtfl="http://schemas.microsoft.com/office/word/2024/wordml/sdtformatlock" xmlns:w16se="http://schemas.microsoft.com/office/word/2015/wordml/symex" xmlns:wpg="http://schemas.microsoft.com/office/word/2010/wordprocessingGroup" xmlns:wpi="http://schemas.microsoft.com/office/word/2010/wordprocessingInk" xmlns:wne="http://schemas.microsoft.com/office/word/2006/wordml" xmlns:wps="http://schemas.microsoft.com/office/word/2010/wordprocessingShape" mc:Ignorable="w14 w15 w16se w16cid w16 w16cex w16sdtdh w16sdtfl w16du wp14">
   <w:p>
     <w:pPr>
       <w:pStyle w:val="Header"/>
@@ -742,7 +1220,7 @@
 </file>
 
 <file path=word/header3.xml><?xml version="1.0" encoding="utf-8"?>
-<w:hdr xmlns:wpc="http://schemas.microsoft.com/office/word/2010/wordprocessingCanvas" xmlns:cx="http://schemas.microsoft.com/office/drawing/2014/chartex" xmlns:cx1="http://schemas.microsoft.com/office/drawing/2015/9/8/chartex" xmlns:cx2="http://schemas.microsoft.com/office/drawing/2015/10/21/chartex" xmlns:cx3="http://schemas.microsoft.com/office/drawing/2016/5/9/chartex" xmlns:cx4="http://schemas.microsoft.com/office/drawing/2016/5/10/chartex" xmlns:cx5="http://schemas.microsoft.com/office/drawing/2016/5/11/chartex" xmlns:cx6="http://schemas.microsoft.com/office/drawing/2016/5/12/chartex" xmlns:cx7="http://schemas.microsoft.com/office/drawing/2016/5/13/chartex" xmlns:cx8="http://schemas.microsoft.com/office/drawing/2016/5/14/chartex" xmlns:mc="http://schemas.openxmlformats.org/markup-compatibility/2006" xmlns:aink="http://schemas.microsoft.com/office/drawing/2016/ink" xmlns:am3d="http://schemas.microsoft.com/office/drawing/2017/model3d" xmlns:o="urn:schemas-microsoft-com:office:office" xmlns:oel="http://schemas.microsoft.com/office/2019/extlst" xmlns:r="http://schemas.openxmlformats.org/officeDocument/2006/relationships" xmlns:m="http://schemas.openxmlformats.org/officeDocument/2006/math" xmlns:v="urn:schemas-microsoft-com:vml" xmlns:wp14="http://schemas.microsoft.com/office/word/2010/wordprocessingDrawing" xmlns:wp="http://schemas.openxmlformats.org/drawingml/2006/wordprocessingDrawing" xmlns:w10="urn:schemas-microsoft-com:office:word" xmlns:w="http://schemas.openxmlformats.org/wordprocessingml/2006/main" xmlns:w14="http://schemas.microsoft.com/office/word/2010/wordml" xmlns:w15="http://schemas.microsoft.com/office/word/2012/wordml" xmlns:w16cex="http://schemas.microsoft.com/office/word/2018/wordml/cex" xmlns:w16cid="http://schemas.microsoft.com/office/word/2016/wordml/cid" xmlns:w16="http://schemas.microsoft.com/office/word/2018/wordml" xmlns:w16sdtdh="http://schemas.microsoft.com/office/word/2020/wordml/sdtdatahash" xmlns:w16se="http://schemas.microsoft.com/office/word/2015/wordml/symex" xmlns:wpg="http://schemas.microsoft.com/office/word/2010/wordprocessingGroup" xmlns:wpi="http://schemas.microsoft.com/office/word/2010/wordprocessingInk" xmlns:wne="http://schemas.microsoft.com/office/word/2006/wordml" xmlns:wps="http://schemas.microsoft.com/office/word/2010/wordprocessingShape" mc:Ignorable="w14 w15 w16se w16cid w16 w16cex w16sdtdh wp14">
+<w:hdr xmlns:wpc="http://schemas.microsoft.com/office/word/2010/wordprocessingCanvas" xmlns:cx="http://schemas.microsoft.com/office/drawing/2014/chartex" xmlns:cx1="http://schemas.microsoft.com/office/drawing/2015/9/8/chartex" xmlns:cx2="http://schemas.microsoft.com/office/drawing/2015/10/21/chartex" xmlns:cx3="http://schemas.microsoft.com/office/drawing/2016/5/9/chartex" xmlns:cx4="http://schemas.microsoft.com/office/drawing/2016/5/10/chartex" xmlns:cx5="http://schemas.microsoft.com/office/drawing/2016/5/11/chartex" xmlns:cx6="http://schemas.microsoft.com/office/drawing/2016/5/12/chartex" xmlns:cx7="http://schemas.microsoft.com/office/drawing/2016/5/13/chartex" xmlns:cx8="http://schemas.microsoft.com/office/drawing/2016/5/14/chartex" xmlns:mc="http://schemas.openxmlformats.org/markup-compatibility/2006" xmlns:aink="http://schemas.microsoft.com/office/drawing/2016/ink" xmlns:am3d="http://schemas.microsoft.com/office/drawing/2017/model3d" xmlns:o="urn:schemas-microsoft-com:office:office" xmlns:oel="http://schemas.microsoft.com/office/2019/extlst" xmlns:r="http://schemas.openxmlformats.org/officeDocument/2006/relationships" xmlns:m="http://schemas.openxmlformats.org/officeDocument/2006/math" xmlns:v="urn:schemas-microsoft-com:vml" xmlns:wp14="http://schemas.microsoft.com/office/word/2010/wordprocessingDrawing" xmlns:wp="http://schemas.openxmlformats.org/drawingml/2006/wordprocessingDrawing" xmlns:w10="urn:schemas-microsoft-com:office:word" xmlns:w="http://schemas.openxmlformats.org/wordprocessingml/2006/main" xmlns:w14="http://schemas.microsoft.com/office/word/2010/wordml" xmlns:w15="http://schemas.microsoft.com/office/word/2012/wordml" xmlns:w16cex="http://schemas.microsoft.com/office/word/2018/wordml/cex" xmlns:w16cid="http://schemas.microsoft.com/office/word/2016/wordml/cid" xmlns:w16="http://schemas.microsoft.com/office/word/2018/wordml" xmlns:w16du="http://schemas.microsoft.com/office/word/2023/wordml/word16du" xmlns:w16sdtdh="http://schemas.microsoft.com/office/word/2020/wordml/sdtdatahash" xmlns:w16sdtfl="http://schemas.microsoft.com/office/word/2024/wordml/sdtformatlock" xmlns:w16se="http://schemas.microsoft.com/office/word/2015/wordml/symex" xmlns:wpg="http://schemas.microsoft.com/office/word/2010/wordprocessingGroup" xmlns:wpi="http://schemas.microsoft.com/office/word/2010/wordprocessingInk" xmlns:wne="http://schemas.microsoft.com/office/word/2006/wordml" xmlns:wps="http://schemas.microsoft.com/office/word/2010/wordprocessingShape" mc:Ignorable="w14 w15 w16se w16cid w16 w16cex w16sdtdh w16sdtfl w16du wp14">
   <w:p>
     <w:pPr>
       <w:pStyle w:val="Header"/>
@@ -751,7 +1229,7 @@
     <w:r>
       <w:tab/>
       <w:tab/>
-      <w:t>2026-06-17</w:t>
+      <w:t>2026-06-18</w:t>
       <w:br/>
       <w:br/>
     </w:r>
@@ -768,7 +1246,7 @@
 </file>
 
 <file path=word/numbering.xml><?xml version="1.0" encoding="utf-8"?>
-<w:numbering xmlns:wpc="http://schemas.microsoft.com/office/word/2010/wordprocessingCanvas" xmlns:cx="http://schemas.microsoft.com/office/drawing/2014/chartex" xmlns:cx1="http://schemas.microsoft.com/office/drawing/2015/9/8/chartex" xmlns:cx2="http://schemas.microsoft.com/office/drawing/2015/10/21/chartex" xmlns:cx3="http://schemas.microsoft.com/office/drawing/2016/5/9/chartex" xmlns:cx4="http://schemas.microsoft.com/office/drawing/2016/5/10/chartex" xmlns:cx5="http://schemas.microsoft.com/office/drawing/2016/5/11/chartex" xmlns:cx6="http://schemas.microsoft.com/office/drawing/2016/5/12/chartex" xmlns:cx7="http://schemas.microsoft.com/office/drawing/2016/5/13/chartex" xmlns:cx8="http://schemas.microsoft.com/office/drawing/2016/5/14/chartex" xmlns:mc="http://schemas.openxmlformats.org/markup-compatibility/2006" xmlns:aink="http://schemas.microsoft.com/office/drawing/2016/ink" xmlns:am3d="http://schemas.microsoft.com/office/drawing/2017/model3d" xmlns:o="urn:schemas-microsoft-com:office:office" xmlns:oel="http://schemas.microsoft.com/office/2019/extlst" xmlns:r="http://schemas.openxmlformats.org/officeDocument/2006/relationships" xmlns:m="http://schemas.openxmlformats.org/officeDocument/2006/math" xmlns:v="urn:schemas-microsoft-com:vml" xmlns:wp14="http://schemas.microsoft.com/office/word/2010/wordprocessingDrawing" xmlns:wp="http://schemas.openxmlformats.org/drawingml/2006/wordprocessingDrawing" xmlns:w10="urn:schemas-microsoft-com:office:word" xmlns:w="http://schemas.openxmlformats.org/wordprocessingml/2006/main" xmlns:w14="http://schemas.microsoft.com/office/word/2010/wordml" xmlns:w15="http://schemas.microsoft.com/office/word/2012/wordml" xmlns:w16cex="http://schemas.microsoft.com/office/word/2018/wordml/cex" xmlns:w16cid="http://schemas.microsoft.com/office/word/2016/wordml/cid" xmlns:w16="http://schemas.microsoft.com/office/word/2018/wordml" xmlns:w16sdtdh="http://schemas.microsoft.com/office/word/2020/wordml/sdtdatahash" xmlns:w16se="http://schemas.microsoft.com/office/word/2015/wordml/symex" xmlns:wpg="http://schemas.microsoft.com/office/word/2010/wordprocessingGroup" xmlns:wpi="http://schemas.microsoft.com/office/word/2010/wordprocessingInk" xmlns:wne="http://schemas.microsoft.com/office/word/2006/wordml" xmlns:wps="http://schemas.microsoft.com/office/word/2010/wordprocessingShape" mc:Ignorable="w14 w15 w16se w16cid w16 w16cex w16sdtdh wp14">
+<w:numbering xmlns:wpc="http://schemas.microsoft.com/office/word/2010/wordprocessingCanvas" xmlns:cx="http://schemas.microsoft.com/office/drawing/2014/chartex" xmlns:cx1="http://schemas.microsoft.com/office/drawing/2015/9/8/chartex" xmlns:cx2="http://schemas.microsoft.com/office/drawing/2015/10/21/chartex" xmlns:cx3="http://schemas.microsoft.com/office/drawing/2016/5/9/chartex" xmlns:cx4="http://schemas.microsoft.com/office/drawing/2016/5/10/chartex" xmlns:cx5="http://schemas.microsoft.com/office/drawing/2016/5/11/chartex" xmlns:cx6="http://schemas.microsoft.com/office/drawing/2016/5/12/chartex" xmlns:cx7="http://schemas.microsoft.com/office/drawing/2016/5/13/chartex" xmlns:cx8="http://schemas.microsoft.com/office/drawing/2016/5/14/chartex" xmlns:mc="http://schemas.openxmlformats.org/markup-compatibility/2006" xmlns:aink="http://schemas.microsoft.com/office/drawing/2016/ink" xmlns:am3d="http://schemas.microsoft.com/office/drawing/2017/model3d" xmlns:o="urn:schemas-microsoft-com:office:office" xmlns:oel="http://schemas.microsoft.com/office/2019/extlst" xmlns:r="http://schemas.openxmlformats.org/officeDocument/2006/relationships" xmlns:m="http://schemas.openxmlformats.org/officeDocument/2006/math" xmlns:v="urn:schemas-microsoft-com:vml" xmlns:wp14="http://schemas.microsoft.com/office/word/2010/wordprocessingDrawing" xmlns:wp="http://schemas.openxmlformats.org/drawingml/2006/wordprocessingDrawing" xmlns:w10="urn:schemas-microsoft-com:office:word" xmlns:w="http://schemas.openxmlformats.org/wordprocessingml/2006/main" xmlns:w14="http://schemas.microsoft.com/office/word/2010/wordml" xmlns:w15="http://schemas.microsoft.com/office/word/2012/wordml" xmlns:w16cex="http://schemas.microsoft.com/office/word/2018/wordml/cex" xmlns:w16cid="http://schemas.microsoft.com/office/word/2016/wordml/cid" xmlns:w16="http://schemas.microsoft.com/office/word/2018/wordml" xmlns:w16du="http://schemas.microsoft.com/office/word/2023/wordml/word16du" xmlns:w16sdtdh="http://schemas.microsoft.com/office/word/2020/wordml/sdtdatahash" xmlns:w16sdtfl="http://schemas.microsoft.com/office/word/2024/wordml/sdtformatlock" xmlns:w16se="http://schemas.microsoft.com/office/word/2015/wordml/symex" xmlns:wpg="http://schemas.microsoft.com/office/word/2010/wordprocessingGroup" xmlns:wpi="http://schemas.microsoft.com/office/word/2010/wordprocessingInk" xmlns:wne="http://schemas.microsoft.com/office/word/2006/wordml" xmlns:wps="http://schemas.microsoft.com/office/word/2010/wordprocessingShape" mc:Ignorable="w14 w15 w16se w16cid w16 w16cex w16sdtdh w16sdtfl w16du wp14">
   <w:abstractNum w:abstractNumId="0" w15:restartNumberingAfterBreak="0">
     <w:nsid w:val="FFFFFF7C"/>
     <w:multiLevelType w:val="singleLevel"/>
@@ -971,7 +1449,7 @@
 </file>
 
 <file path=word/styles.xml><?xml version="1.0" encoding="utf-8"?>
-<w:styles xmlns:mc="http://schemas.openxmlformats.org/markup-compatibility/2006" xmlns:r="http://schemas.openxmlformats.org/officeDocument/2006/relationships" xmlns:w="http://schemas.openxmlformats.org/wordprocessingml/2006/main" xmlns:w14="http://schemas.microsoft.com/office/word/2010/wordml" xmlns:w15="http://schemas.microsoft.com/office/word/2012/wordml" xmlns:w16cex="http://schemas.microsoft.com/office/word/2018/wordml/cex" xmlns:w16cid="http://schemas.microsoft.com/office/word/2016/wordml/cid" xmlns:w16="http://schemas.microsoft.com/office/word/2018/wordml" xmlns:w16sdtdh="http://schemas.microsoft.com/office/word/2020/wordml/sdtdatahash" xmlns:w16se="http://schemas.microsoft.com/office/word/2015/wordml/symex" mc:Ignorable="w14 w15 w16se w16cid w16 w16cex w16sdtdh">
+<w:styles xmlns:mc="http://schemas.openxmlformats.org/markup-compatibility/2006" xmlns:r="http://schemas.openxmlformats.org/officeDocument/2006/relationships" xmlns:w="http://schemas.openxmlformats.org/wordprocessingml/2006/main" xmlns:w14="http://schemas.microsoft.com/office/word/2010/wordml" xmlns:w15="http://schemas.microsoft.com/office/word/2012/wordml" xmlns:w16cex="http://schemas.microsoft.com/office/word/2018/wordml/cex" xmlns:w16cid="http://schemas.microsoft.com/office/word/2016/wordml/cid" xmlns:w16="http://schemas.microsoft.com/office/word/2018/wordml" xmlns:w16du="http://schemas.microsoft.com/office/word/2023/wordml/word16du" xmlns:w16sdtdh="http://schemas.microsoft.com/office/word/2020/wordml/sdtdatahash" xmlns:w16sdtfl="http://schemas.microsoft.com/office/word/2024/wordml/sdtformatlock" xmlns:w16se="http://schemas.microsoft.com/office/word/2015/wordml/symex" mc:Ignorable="w14 w15 w16se w16cid w16 w16cex w16sdtdh w16sdtfl w16du">
   <w:docDefaults>
     <w:rPrDefault>
       <w:rPr>
@@ -1729,7 +2207,7 @@
     <w:link w:val="TitleChar"/>
     <w:uiPriority w:val="10"/>
     <w:qFormat/>
-    <w:rsid w:val="007106C8"/>
+    <w:rsid w:val="00E854FA"/>
     <w:pPr>
       <w:spacing w:after="300" w:line="240" w:lineRule="auto"/>
       <w:contextualSpacing/>
@@ -1739,7 +2217,7 @@
       <w:rFonts w:eastAsiaTheme="majorEastAsia" w:cstheme="majorBidi"/>
       <w:spacing w:val="5"/>
       <w:kern w:val="28"/>
-      <w:sz w:val="52"/>
+      <w:sz w:val="40"/>
       <w:szCs w:val="52"/>
       <w:lang w:val="sv-SE" w:eastAsia="en-US" w:bidi="ar-SA"/>
     </w:rPr>
@@ -1749,12 +2227,12 @@
     <w:basedOn w:val="DefaultParagraphFont"/>
     <w:link w:val="Title"/>
     <w:uiPriority w:val="10"/>
-    <w:rsid w:val="007106C8"/>
+    <w:rsid w:val="00E854FA"/>
     <w:rPr>
       <w:rFonts w:ascii="Times New Roman" w:eastAsiaTheme="majorEastAsia" w:hAnsi="Times New Roman" w:cstheme="majorBidi"/>
       <w:spacing w:val="5"/>
       <w:kern w:val="28"/>
-      <w:sz w:val="52"/>
+      <w:sz w:val="40"/>
       <w:szCs w:val="52"/>
       <w:lang w:val="sv-SE" w:eastAsia="en-US" w:bidi="ar-SA"/>
     </w:rPr>

--- a/klagomål/A 23846-2026 FSC-klagomål.docx
+++ b/klagomål/A 23846-2026 FSC-klagomål.docx
@@ -1229,7 +1229,7 @@
     <w:r>
       <w:tab/>
       <w:tab/>
-      <w:t>2026-06-18</w:t>
+      <w:t>2026-06-19</w:t>
       <w:br/>
       <w:br/>
     </w:r>

--- a/klagomål/A 23846-2026 FSC-klagomål.docx
+++ b/klagomål/A 23846-2026 FSC-klagomål.docx
@@ -1229,7 +1229,7 @@
     <w:r>
       <w:tab/>
       <w:tab/>
-      <w:t>2026-06-19</w:t>
+      <w:t>2026-06-20</w:t>
       <w:br/>
       <w:br/>
     </w:r>

--- a/klagomål/A 23846-2026 FSC-klagomål.docx
+++ b/klagomål/A 23846-2026 FSC-klagomål.docx
@@ -168,38 +168,7 @@
     </w:p>
     <w:p>
       <w:r>
-        <w:t>Detta dokument behandlar höga naturvärden i avverkningsanmälan A 23846-2026 i Södertälje kommun som inkom 2026-05-25 och omfattar 11,2 ha.</w:t>
-      </w:r>
-    </w:p>
-    <w:p>
-      <w:r>
-        <w:t>Nedan presenteras fynd av naturvårdsarter och fridlysta arter som gjorts i det avverkningsanmälda området, samt relevanta utdrag ur standarderna för FSC, Chain of Custody, Controlled Wood och PEFC. I BILAGA 1 finns artfakta om fridlysta arter.</w:t>
-      </w:r>
-    </w:p>
-    <w:p>
-      <w:r>
-        <w:t>Vi förväntar oss att ni återkommer med ett skriftligt svar på vårt klagomål och även beskriver vilka korrigerande åtgärder ni satt in för att rätta till identifierade brister i er efterlevnad av den svenska FSC standarden.</w:t>
-      </w:r>
-    </w:p>
-    <w:p>
-      <w:pPr>
-        <w:pStyle w:val="Heading1"/>
-      </w:pPr>
-      <w:r>
-        <w:t>Naturvårdsarter</w:t>
-      </w:r>
-    </w:p>
-    <w:p>
-      <w:r>
-        <w:t>I och inom 25 meter från avverkningsanmälan har följande 16 naturvårdsarter hittats: motaggsvamp (NT, T), talltaggsvamp (NT), tallticka (NT, T), blåmossa (S, T), flagellkvastmossa (S, T), granbarkgnagare (S, T), grovticka (S, T), grön sköldmossa (S, T, §8), jättesvampmal (S), krushättemossa (T), skriftlav (T), tjäder (T, §4), bred kärrtrollslända (§4a), citronfläckad kärrtrollslända (§4a), pudrad kärrtrollslända (§4a) och trana (§4). Av dessa är 3 rödlistade. För rödlistade arter har rödlistekategorin angivits inom parentes. Arter som är signalarter enligt Skogsstyrelsen har markerats med (S). Typiska arter inom Natura 2000 som är kopplade till skogsekosystem har markerats med (T). För fridlysta arter anges även paragrafen i Artskyddsförordningen som arten är fridlyst enligt.</w:t>
-      </w:r>
-    </w:p>
-    <w:p>
-      <w:r>
-        <w:t>De påträffade naturvårdsarterna är ett tydligt kvitto på att det rör sig om en skog med höga naturvärden.</w:t>
-      </w:r>
-      <w:r>
-        <w:t xml:space="preserve"> I Figur 1 visas fyndplatser för naturvårdsarter i området, som finns registrerade på Artportalen.</w:t>
+        <w:t>Detta klagomål behandlar höga naturvärden i avverkningsanmälan A 23846-2026 i Södertälje kommun som inkom 2026-05-25 och omfattar 11,2 ha.</w:t>
       </w:r>
     </w:p>
     <w:p>
@@ -247,34 +216,193 @@
         <w:spacing w:after="240"/>
       </w:pPr>
       <w:r>
-        <w:t>Figur 1. Fyndplatser för naturvårdsarter i och inom 25 meter från avverkningsanmälan (röd linje). Markörer utan svart kant är placerade på fyndplatsen. Markörer med svart kant är placerade vid sidan av fyndplatsen och har ett svart streck som visar fyndplatsens exakta position. Kartans mittpunktskoordinat är N 6554455, E 634783 i SWEREF 99 TM.</w:t>
+        <w:t>Figur 1. Fyndplatser för naturvårdsarter i och inom 25 meter från avverkningsanmälan. Markörer utan svart kant är placerade på fyndplatsen. Markörer med svart kant är placerade vid sidan av fyndplatsen har ett svart streck som visar fyndplatsens exakta position. Kartans mittpunktskoordinat är N 6554455, E 634783 i SWEREF 99 TM.</w:t>
+      </w:r>
+    </w:p>
+    <w:p>
+      <w:r>
+        <w:t>I och inom 25 meter från avverkningsanmälan finns fynd av 16 naturvårdsarter, varav 3 är rödlistade, 6 är fridlysta, 10 är typiska (T) och 6 är signalarter (S): motaggsvamp (NT, T), talltaggsvamp (NT), tallticka (NT, T), blåmossa (S, T), flagellkvastmossa (S, T), granbarkgnagare (S, T), grovticka (S, T), grön sköldmossa (S, T, §8), jättesvampmal (S), krushättemossa (T), skriftlav (T), tjäder (T, §4), bred kärrtrollslända (§4a), citronfläckad kärrtrollslända (§4a), pudrad kärrtrollslända (§4a) och trana (§4). Se Figur 1.</w:t>
+      </w:r>
+    </w:p>
+    <w:p>
+      <w:r>
+        <w:t>Nedan presenteras relevanta utdrag ur standarderna för FSC, Chain of Custody, Controlled Wood och PEFC.</w:t>
+      </w:r>
+    </w:p>
+    <w:p>
+      <w:r>
+        <w:t>Vi förväntar oss att ni återkommer med ett skriftligt svar på vårt klagomål och även beskriver vilka korrigerande åtgärder ni satt in för att rätta till identifierade brister i er efterlevnad av den svenska FSC standarden.</w:t>
       </w:r>
     </w:p>
     <w:p>
       <w:pPr>
-        <w:pStyle w:val="Heading2"/>
+        <w:pStyle w:val="Heading1"/>
       </w:pPr>
       <w:r>
-        <w:t>Fridlysta arter</w:t>
+        <w:t>Naturvårdsarter och fridlysta arter</w:t>
       </w:r>
     </w:p>
     <w:p>
       <w:r>
-        <w:t>Följande fridlysta arter har sina livsmiljöer och växtplatser i den avverkningsanmälda skogen: grön sköldmossa (S, T, §8), tjäder (T, §4), bred kärrtrollslända (§4a), citronfläckad kärrtrollslända (§4a), pudrad kärrtrollslända (§4a) och trana (§4).</w:t>
+        <w:t>Nedan följer beskrivningar av de naturvårdsarter och fridlysta arter som har sina livsmiljöer och växtplatser i den avverkningsanmälda skogen. Se även ytterligare artfakta i BILAGA 1. De påträffade naturvårdsarterna är ett tydligt kvitto på att det rör sig om en skog med höga naturvärden.</w:t>
       </w:r>
     </w:p>
     <w:p>
-      <w:r>
-        <w:t xml:space="preserve">Observera att medlemsländerna är skyldiga att agera i enlighet med EU:s fågeldirektiv där det uttryckligen står att direktivet gäller för fåglar samt för deras ägg, bon och </w:t>
-      </w:r>
       <w:r>
         <w:rPr>
           <w:b/>
         </w:rPr>
-        <w:t xml:space="preserve">livsmiljöer </w:t>
-      </w:r>
-      <w:r>
-        <w:t>(artikel 1). Vidare att de åtgärder som vidtas inte får leda till en försämring av den nuvarande situationen beträffande bevarandet av de fågelarter som avses i artikel 1 (artikel 13). Fågeldirektivet är styrande för tillsynsansvariga myndigheters ärendehantering, ställningstaganden och beslutsfattande.</w:t>
+        <w:t xml:space="preserve">Motaggsvamp (NT) </w:t>
+      </w:r>
+      <w:r>
+        <w:t xml:space="preserve">bildar mykorrhiza med tall i tallskog och hittas huvudsakligen i äldre, glesare skogsbestånd och hällmarksimpediment. Arten hotas främst av skogsavverkning och tycks försvinna efter slutavverkning, markberedning och plantering. Motaggsvamp är typisk art för </w:t>
+      </w:r>
+      <w:r>
+        <w:rPr>
+          <w:i/>
+        </w:rPr>
+        <w:t>9010 Taiga</w:t>
+      </w:r>
+      <w:r>
+        <w:t xml:space="preserve"> (SLU Artdatabanken, 2024).</w:t>
+      </w:r>
+    </w:p>
+    <w:p>
+      <w:r>
+        <w:rPr>
+          <w:b/>
+        </w:rPr>
+        <w:t xml:space="preserve">Talltaggsvamp (NT) </w:t>
+      </w:r>
+      <w:r>
+        <w:t>förekommer främst i tallnaturskogar eller tallskogar av kontinuitetsskogskaraktär där den bildar mykorrhiza med tall. Särskilt frekvent är den i sandtallskogar med inslag av gamla träd, t.ex. på grusåsar, stränder och sandhedar. Arten hotas främst av skogsavverkning och tycks försvinna efter slutavverkning, markberedning och plantering. Talltaggsvamp är globalt rödlistad som nära hotad (NT) vilket innebär att Sverige har ett internationellt ansvar för arten (IUCN, 2025; SLU Artdatabanken, 2024).</w:t>
+      </w:r>
+    </w:p>
+    <w:p>
+      <w:r>
+        <w:rPr>
+          <w:b/>
+        </w:rPr>
+        <w:t xml:space="preserve">Tallticka (NT) </w:t>
+      </w:r>
+      <w:r>
+        <w:t xml:space="preserve">uppträder först på tallar som är 100–150 år gamla men är vanligast på träd som är runt 150–200 år eller äldre. I skogslandskapet är den främst knuten till tallnaturskogar och restbiotoper med biologiskt gamla träd och signalerar vanligtvis skyddsvärda tallbestånd med höga naturvärden. Tallticka är typisk art för </w:t>
+      </w:r>
+      <w:r>
+        <w:rPr>
+          <w:i/>
+        </w:rPr>
+        <w:t xml:space="preserve">9010 Taiga </w:t>
+      </w:r>
+      <w:r>
+        <w:t xml:space="preserve">och </w:t>
+      </w:r>
+      <w:r>
+        <w:rPr>
+          <w:i/>
+        </w:rPr>
+        <w:t>9060 Åsbarrskog</w:t>
+      </w:r>
+      <w:r>
+        <w:t xml:space="preserve"> (SLU Artdatabanken, 2023; Nitare &amp; Skogsstyrelsen, 2019).</w:t>
+      </w:r>
+    </w:p>
+    <w:p>
+      <w:r>
+        <w:rPr>
+          <w:b/>
+        </w:rPr>
+        <w:t xml:space="preserve">Blåmossa </w:t>
+      </w:r>
+      <w:r>
+        <w:t xml:space="preserve">har karaktäristiska kuddar som är lätta att se på långt håll. Mycket stora kuddar, större än 0,5 meter i höjd, indikerar höga naturvärden där skogen har en lång period av orördhet oh stabila miljöförhållanden. Mossan växer under gynnsamma omständigheter cirka 1 centimeter per år och stora kuddar kan därför indirekt visa att lokalen varit lämplig under en lång tid. Blåmossa är typisk art för </w:t>
+      </w:r>
+      <w:r>
+        <w:rPr>
+          <w:i/>
+        </w:rPr>
+        <w:t>9010 Taiga, 9080 Lövsumpskog</w:t>
+      </w:r>
+      <w:r>
+        <w:t xml:space="preserve"> och </w:t>
+      </w:r>
+      <w:r>
+        <w:rPr>
+          <w:i/>
+        </w:rPr>
+        <w:t>9750 Svämlövskog</w:t>
+      </w:r>
+      <w:r>
+        <w:t xml:space="preserve"> (SLU Artdatabanken, 2025; Nitare &amp; Skogsstyrelsen, 2019).</w:t>
+      </w:r>
+    </w:p>
+    <w:p>
+      <w:r>
+        <w:rPr>
+          <w:b/>
+        </w:rPr>
+        <w:t>Flagellkvastmossa</w:t>
+      </w:r>
+      <w:r>
+        <w:t xml:space="preserve"> förekommer framför allt i tallsumpskog, men finns även i relativt torra gran- och tallskogar. Den signalerar överallt skogsmiljöer med höga naturvärden och indikerar biotoper med rik och kontinuerlig förekomst av död ved i olika nedbrytningsstadier eller barlagd torvjord. Flagellkvastmossa är typisk art för </w:t>
+      </w:r>
+      <w:r>
+        <w:rPr>
+          <w:i/>
+        </w:rPr>
+        <w:t xml:space="preserve">9010 Taiga </w:t>
+      </w:r>
+      <w:r>
+        <w:t>och</w:t>
+      </w:r>
+      <w:r>
+        <w:rPr>
+          <w:i/>
+        </w:rPr>
+        <w:t xml:space="preserve"> 9740 Skogsbevuxen myr </w:t>
+      </w:r>
+      <w:r>
+        <w:t>(SLU Artdatabanken, 2024; Nitare &amp; Skogsstyrelsen, 2019).</w:t>
+      </w:r>
+    </w:p>
+    <w:p>
+      <w:r>
+        <w:rPr>
+          <w:b/>
+        </w:rPr>
+        <w:t xml:space="preserve">Granbarkgnagare </w:t>
+      </w:r>
+      <w:r>
+        <w:t xml:space="preserve">är en skalbagge vars larvutveckling sker i den tjocka ytterbarken på gamla och mycket grova levande granar. Man lägger lätt märke till angreppen på träden eftersom flera grova kläckhål ligger ganska tätt intill varandra på de grövre barkåsarna. Kläckhålen är runda och ca 1,5 mm breda. Granbarkgnagare är typisk art för </w:t>
+      </w:r>
+      <w:r>
+        <w:rPr>
+          <w:i/>
+        </w:rPr>
+        <w:t xml:space="preserve">9010 Taiga </w:t>
+      </w:r>
+      <w:r>
+        <w:t>(Ehnström, 2002; SLU Artdatabanken, 2025).</w:t>
+      </w:r>
+    </w:p>
+    <w:p>
+      <w:r>
+        <w:rPr>
+          <w:b/>
+        </w:rPr>
+        <w:t>Grovticka</w:t>
+      </w:r>
+      <w:r>
+        <w:t xml:space="preserve"> är i skogslandskapet främst knuten till naturskogsartad äldre barrskog. Den är där en värdefull ”gammelskogsindikator” och påträffas mest vid tallar som är över 200 år gamla.  Grovticka är typisk art för </w:t>
+      </w:r>
+      <w:r>
+        <w:rPr>
+          <w:i/>
+        </w:rPr>
+        <w:t xml:space="preserve">9060 Åsbarrskog </w:t>
+      </w:r>
+      <w:r>
+        <w:t>(Nitare &amp; Skogsstyrelsen, 2019; SLU Artdatabanken, 2025).</w:t>
       </w:r>
     </w:p>
     <w:p>
@@ -311,6 +439,37 @@
         <w:rPr>
           <w:b/>
         </w:rPr>
+        <w:t>Jättesvampmal</w:t>
+      </w:r>
+      <w:r>
+        <w:t xml:space="preserve"> är en fjäril som flyger i juli i mer eller mindre orörd gammal löv- eller blandskog, särskilt sådan med björk och bok. Larven lever i fnöskticka m.fl. tickor och kläckhålen och resterna av larvgångar i äldre fruktkroppar är lätta att känna igen och inventera. Arten hotas av avverkning av gamla, svampangripna lövträd samt bortforsling av döda lövträd, vindfällen och lågor. Gamla lövträd och naturbestånd med lövskog - särskilt björk och bok - bör sparas så långt möjligt och död ved lämnas kvar i skogen (SLU Artdatabanken, 2025).</w:t>
+      </w:r>
+    </w:p>
+    <w:p>
+      <w:r>
+        <w:rPr>
+          <w:b/>
+        </w:rPr>
+        <w:t>Skriftlav</w:t>
+      </w:r>
+      <w:r>
+        <w:t xml:space="preserve"> är typisk art för </w:t>
+      </w:r>
+      <w:r>
+        <w:rPr>
+          <w:i/>
+        </w:rPr>
+        <w:t xml:space="preserve">9190 Näringsfattig ekskog </w:t>
+      </w:r>
+      <w:r>
+        <w:t>(SLU Artdatabanken, 2025).</w:t>
+      </w:r>
+    </w:p>
+    <w:p>
+      <w:r>
+        <w:rPr>
+          <w:b/>
+        </w:rPr>
         <w:t>Tjäder (§4)</w:t>
       </w:r>
       <w:r>
@@ -333,208 +492,6 @@
       </w:r>
       <w:r>
         <w:t>. Tjädern är en utpräglad skogsfågel knuten till större sammanhängande barrskogsområden. Tupparna och hönorna utnyttjar till viss del olika miljöer, och habitatvalet varierar dessutom mellan olika delar av året. För att det ska finnas livskraftiga tjäderbestånd krävs funktionella skogslandskap med en blandning av uppvuxen, gles och luckig skog, täta sumpskogar, myrar och andra små våtmarker. Arten försvinner när skogen fragmenteras och den sammanlagda arealen hyggen och andra öppna områden blir för stor. Ett småskaligt och försiktigt virkesuttag genom hyggesfria metoder kan i vissa fall vara möjligt i området inom 200 m från lekcentrum. Längre ut från lekcentrum, inom 200–500 m bör den avverkade ytan inte överskrida 1 hektar för att undvika alltför stora och snabba förändringar (Skogsstyrelsen, 2019; SLU Artdatabanken, 2024).</w:t>
-      </w:r>
-    </w:p>
-    <w:p>
-      <w:r>
-        <w:t>I BILAGA 1 finns mer detaljerad information om ekologi samt krav på livsmiljö hos fridlysta arter.</w:t>
-      </w:r>
-    </w:p>
-    <w:p>
-      <w:pPr>
-        <w:pStyle w:val="Heading2"/>
-      </w:pPr>
-      <w:r>
-        <w:t>Övriga naturvårdsarter</w:t>
-      </w:r>
-    </w:p>
-    <w:p>
-      <w:r>
-        <w:rPr>
-          <w:b/>
-        </w:rPr>
-        <w:t xml:space="preserve">Blåmossa </w:t>
-      </w:r>
-      <w:r>
-        <w:t xml:space="preserve">har karaktäristiska kuddar som är lätta att se på långt håll. Mycket stora kuddar, större än 0,5 meter i höjd, indikerar höga naturvärden där skogen har en lång period av orördhet oh stabila miljöförhållanden. Mossan växer under gynnsamma omständigheter cirka 1 centimeter per år och stora kuddar kan därför indirekt visa att lokalen varit lämplig under en lång tid. Blåmossa är typisk art för </w:t>
-      </w:r>
-      <w:r>
-        <w:rPr>
-          <w:i/>
-        </w:rPr>
-        <w:t>9010 Taiga, 9080 Lövsumpskog</w:t>
-      </w:r>
-      <w:r>
-        <w:t xml:space="preserve"> och </w:t>
-      </w:r>
-      <w:r>
-        <w:rPr>
-          <w:i/>
-        </w:rPr>
-        <w:t>9750 Svämlövskog</w:t>
-      </w:r>
-      <w:r>
-        <w:t xml:space="preserve"> (SLU Artdatabanken, 2025; Nitare &amp; Skogsstyrelsen, 2019).</w:t>
-      </w:r>
-    </w:p>
-    <w:p>
-      <w:r>
-        <w:rPr>
-          <w:b/>
-        </w:rPr>
-        <w:t>Flagellkvastmossa</w:t>
-      </w:r>
-      <w:r>
-        <w:t xml:space="preserve"> förekommer framför allt i tallsumpskog, men finns även i relativt torra gran- och tallskogar. Den signalerar överallt skogsmiljöer med höga naturvärden och indikerar biotoper med rik och kontinuerlig förekomst av död ved i olika nedbrytningsstadier eller barlagd torvjord. Flagellkvastmossa är typisk art för </w:t>
-      </w:r>
-      <w:r>
-        <w:rPr>
-          <w:i/>
-        </w:rPr>
-        <w:t xml:space="preserve">9010 Taiga </w:t>
-      </w:r>
-      <w:r>
-        <w:t>och</w:t>
-      </w:r>
-      <w:r>
-        <w:rPr>
-          <w:i/>
-        </w:rPr>
-        <w:t xml:space="preserve"> 9740 Skogsbevuxen myr </w:t>
-      </w:r>
-      <w:r>
-        <w:t>(SLU Artdatabanken, 2024; Nitare &amp; Skogsstyrelsen, 2019).</w:t>
-      </w:r>
-    </w:p>
-    <w:p>
-      <w:r>
-        <w:rPr>
-          <w:b/>
-        </w:rPr>
-        <w:t xml:space="preserve">Granbarkgnagare </w:t>
-      </w:r>
-      <w:r>
-        <w:t xml:space="preserve">är en skalbagge vars larvutveckling sker i den tjocka ytterbarken på gamla och mycket grova levande granar. Man lägger lätt märke till angreppen på träden eftersom flera grova kläckhål ligger ganska tätt intill varandra på de grövre barkåsarna. Kläckhålen är runda och ca 1,5 mm breda. Granbarkgnagare är typisk art för </w:t>
-      </w:r>
-      <w:r>
-        <w:rPr>
-          <w:i/>
-        </w:rPr>
-        <w:t xml:space="preserve">9010 Taiga </w:t>
-      </w:r>
-      <w:r>
-        <w:t>(Ehnström, 2002; SLU Artdatabanken, 2025).</w:t>
-      </w:r>
-    </w:p>
-    <w:p>
-      <w:r>
-        <w:rPr>
-          <w:b/>
-        </w:rPr>
-        <w:t>Grovticka</w:t>
-      </w:r>
-      <w:r>
-        <w:t xml:space="preserve"> är i skogslandskapet främst knuten till naturskogsartad äldre barrskog. Den är där en värdefull ”gammelskogsindikator” och påträffas mest vid tallar som är över 200 år gamla.  Grovticka är typisk art för </w:t>
-      </w:r>
-      <w:r>
-        <w:rPr>
-          <w:i/>
-        </w:rPr>
-        <w:t xml:space="preserve">9060 Åsbarrskog </w:t>
-      </w:r>
-      <w:r>
-        <w:t>(Nitare &amp; Skogsstyrelsen, 2019; SLU Artdatabanken, 2025).</w:t>
-      </w:r>
-    </w:p>
-    <w:p>
-      <w:r>
-        <w:rPr>
-          <w:b/>
-        </w:rPr>
-        <w:t>Jättesvampmal</w:t>
-      </w:r>
-      <w:r>
-        <w:t xml:space="preserve"> är en fjäril som flyger i juli i mer eller mindre orörd gammal löv- eller blandskog, särskilt sådan med björk och bok. Larven lever i fnöskticka m.fl. tickor och kläckhålen och resterna av larvgångar i äldre fruktkroppar är lätta att känna igen och inventera. Arten hotas av avverkning av gamla, svampangripna lövträd samt bortforsling av döda lövträd, vindfällen och lågor. Gamla lövträd och naturbestånd med lövskog - särskilt björk och bok - bör sparas så långt möjligt och död ved lämnas kvar i skogen (SLU Artdatabanken, 2025).</w:t>
-      </w:r>
-    </w:p>
-    <w:p>
-      <w:r>
-        <w:rPr>
-          <w:b/>
-        </w:rPr>
-        <w:t xml:space="preserve">Motaggsvamp (NT) </w:t>
-      </w:r>
-      <w:r>
-        <w:t xml:space="preserve">bildar mykorrhiza med tall i tallskog och hittas huvudsakligen i äldre, glesare skogsbestånd och hällmarksimpediment. Arten hotas främst av skogsavverkning och tycks försvinna efter slutavverkning, markberedning och plantering. Motaggsvamp är typisk art för </w:t>
-      </w:r>
-      <w:r>
-        <w:rPr>
-          <w:i/>
-        </w:rPr>
-        <w:t>9010 Taiga</w:t>
-      </w:r>
-      <w:r>
-        <w:t xml:space="preserve"> (SLU Artdatabanken, 2024).</w:t>
-      </w:r>
-    </w:p>
-    <w:p>
-      <w:r>
-        <w:rPr>
-          <w:b/>
-        </w:rPr>
-        <w:t>Skriftlav</w:t>
-      </w:r>
-      <w:r>
-        <w:t xml:space="preserve"> är typisk art för </w:t>
-      </w:r>
-      <w:r>
-        <w:rPr>
-          <w:i/>
-        </w:rPr>
-        <w:t xml:space="preserve">9190 Näringsfattig ekskog </w:t>
-      </w:r>
-      <w:r>
-        <w:t>(SLU Artdatabanken, 2025).</w:t>
-      </w:r>
-    </w:p>
-    <w:p>
-      <w:r>
-        <w:rPr>
-          <w:b/>
-        </w:rPr>
-        <w:t xml:space="preserve">Talltaggsvamp (NT) </w:t>
-      </w:r>
-      <w:r>
-        <w:t>förekommer främst i tallnaturskogar eller tallskogar av kontinuitetsskogskaraktär där den bildar mykorrhiza med tall. Särskilt frekvent är den i sandtallskogar med inslag av gamla träd, t.ex. på grusåsar, stränder och sandhedar. Arten hotas främst av skogsavverkning och tycks försvinna efter slutavverkning, markberedning och plantering. Talltaggsvamp är globalt rödlistad som nära hotad (NT) vilket innebär att Sverige har ett internationellt ansvar för arten (IUCN, 2025; SLU Artdatabanken, 2024).</w:t>
-      </w:r>
-    </w:p>
-    <w:p>
-      <w:r>
-        <w:rPr>
-          <w:b/>
-        </w:rPr>
-        <w:t xml:space="preserve">Tallticka (NT) </w:t>
-      </w:r>
-      <w:r>
-        <w:t xml:space="preserve">uppträder först på tallar som är 100–150 år gamla men är vanligast på träd som är runt 150–200 år eller äldre. I skogslandskapet är den främst knuten till tallnaturskogar och restbiotoper med biologiskt gamla träd och signalerar vanligtvis skyddsvärda tallbestånd med höga naturvärden. Tallticka är typisk art för </w:t>
-      </w:r>
-      <w:r>
-        <w:rPr>
-          <w:i/>
-        </w:rPr>
-        <w:t xml:space="preserve">9010 Taiga </w:t>
-      </w:r>
-      <w:r>
-        <w:t xml:space="preserve">och </w:t>
-      </w:r>
-      <w:r>
-        <w:rPr>
-          <w:i/>
-        </w:rPr>
-        <w:t>9060 Åsbarrskog</w:t>
-      </w:r>
-      <w:r>
-        <w:t xml:space="preserve"> (SLU Artdatabanken, 2023; Nitare &amp; Skogsstyrelsen, 2019).</w:t>
       </w:r>
     </w:p>
     <w:p>
@@ -1229,7 +1186,7 @@
     <w:r>
       <w:tab/>
       <w:tab/>
-      <w:t>2026-06-20</w:t>
+      <w:t>2026-06-21</w:t>
       <w:br/>
       <w:br/>
     </w:r>

--- a/klagomål/A 23846-2026 FSC-klagomål.docx
+++ b/klagomål/A 23846-2026 FSC-klagomål.docx
@@ -1186,7 +1186,7 @@
     <w:r>
       <w:tab/>
       <w:tab/>
-      <w:t>2026-06-21</w:t>
+      <w:t>2026-06-22</w:t>
       <w:br/>
       <w:br/>
     </w:r>

--- a/klagomål/A 23846-2026 FSC-klagomål.docx
+++ b/klagomål/A 23846-2026 FSC-klagomål.docx
@@ -1186,7 +1186,7 @@
     <w:r>
       <w:tab/>
       <w:tab/>
-      <w:t>2026-06-22</w:t>
+      <w:t>2026-06-23</w:t>
       <w:br/>
       <w:br/>
     </w:r>

--- a/klagomål/A 23846-2026 FSC-klagomål.docx
+++ b/klagomål/A 23846-2026 FSC-klagomål.docx
@@ -1186,7 +1186,7 @@
     <w:r>
       <w:tab/>
       <w:tab/>
-      <w:t>2026-06-23</w:t>
+      <w:t>2026-06-24</w:t>
       <w:br/>
       <w:br/>
     </w:r>

--- a/klagomål/A 23846-2026 FSC-klagomål.docx
+++ b/klagomål/A 23846-2026 FSC-klagomål.docx
@@ -1186,7 +1186,7 @@
     <w:r>
       <w:tab/>
       <w:tab/>
-      <w:t>2026-06-24</w:t>
+      <w:t>2026-06-25</w:t>
       <w:br/>
       <w:br/>
     </w:r>

--- a/klagomål/A 23846-2026 FSC-klagomål.docx
+++ b/klagomål/A 23846-2026 FSC-klagomål.docx
@@ -1186,7 +1186,7 @@
     <w:r>
       <w:tab/>
       <w:tab/>
-      <w:t>2026-06-25</w:t>
+      <w:t>2026-06-26</w:t>
       <w:br/>
       <w:br/>
     </w:r>

--- a/klagomål/A 23846-2026 FSC-klagomål.docx
+++ b/klagomål/A 23846-2026 FSC-klagomål.docx
@@ -1186,7 +1186,7 @@
     <w:r>
       <w:tab/>
       <w:tab/>
-      <w:t>2026-06-26</w:t>
+      <w:t>2026-06-27</w:t>
       <w:br/>
       <w:br/>
     </w:r>

--- a/klagomål/A 23846-2026 FSC-klagomål.docx
+++ b/klagomål/A 23846-2026 FSC-klagomål.docx
@@ -1186,7 +1186,7 @@
     <w:r>
       <w:tab/>
       <w:tab/>
-      <w:t>2026-06-27</w:t>
+      <w:t>2026-06-28</w:t>
       <w:br/>
       <w:br/>
     </w:r>

--- a/klagomål/A 23846-2026 FSC-klagomål.docx
+++ b/klagomål/A 23846-2026 FSC-klagomål.docx
@@ -1186,7 +1186,7 @@
     <w:r>
       <w:tab/>
       <w:tab/>
-      <w:t>2026-06-28</w:t>
+      <w:t>2026-06-29</w:t>
       <w:br/>
       <w:br/>
     </w:r>

--- a/klagomål/A 23846-2026 FSC-klagomål.docx
+++ b/klagomål/A 23846-2026 FSC-klagomål.docx
@@ -1186,7 +1186,7 @@
     <w:r>
       <w:tab/>
       <w:tab/>
-      <w:t>2026-06-29</w:t>
+      <w:t>2026-06-30</w:t>
       <w:br/>
       <w:br/>
     </w:r>

--- a/klagomål/A 23846-2026 FSC-klagomål.docx
+++ b/klagomål/A 23846-2026 FSC-klagomål.docx
@@ -1186,7 +1186,7 @@
     <w:r>
       <w:tab/>
       <w:tab/>
-      <w:t>2026-06-30</w:t>
+      <w:t>2026-07-01</w:t>
       <w:br/>
       <w:br/>
     </w:r>

--- a/klagomål/A 23846-2026 FSC-klagomål.docx
+++ b/klagomål/A 23846-2026 FSC-klagomål.docx
@@ -1186,7 +1186,7 @@
     <w:r>
       <w:tab/>
       <w:tab/>
-      <w:t>2026-07-01</w:t>
+      <w:t>2026-07-02</w:t>
       <w:br/>
       <w:br/>
     </w:r>

--- a/klagomål/A 23846-2026 FSC-klagomål.docx
+++ b/klagomål/A 23846-2026 FSC-klagomål.docx
@@ -1186,7 +1186,7 @@
     <w:r>
       <w:tab/>
       <w:tab/>
-      <w:t>2026-07-13</w:t>
+      <w:t>2026-07-14</w:t>
       <w:br/>
       <w:br/>
     </w:r>

--- a/klagomål/A 23846-2026 FSC-klagomål.docx
+++ b/klagomål/A 23846-2026 FSC-klagomål.docx
@@ -1186,7 +1186,7 @@
     <w:r>
       <w:tab/>
       <w:tab/>
-      <w:t>2026-07-14</w:t>
+      <w:t>2026-07-15</w:t>
       <w:br/>
       <w:br/>
     </w:r>

--- a/klagomål/A 23846-2026 FSC-klagomål.docx
+++ b/klagomål/A 23846-2026 FSC-klagomål.docx
@@ -1186,7 +1186,7 @@
     <w:r>
       <w:tab/>
       <w:tab/>
-      <w:t>2026-07-15</w:t>
+      <w:t>2026-07-16</w:t>
       <w:br/>
       <w:br/>
     </w:r>

--- a/klagomål/A 23846-2026 FSC-klagomål.docx
+++ b/klagomål/A 23846-2026 FSC-klagomål.docx
@@ -1186,7 +1186,7 @@
     <w:r>
       <w:tab/>
       <w:tab/>
-      <w:t>2026-07-16</w:t>
+      <w:t>2026-07-17</w:t>
       <w:br/>
       <w:br/>
     </w:r>

--- a/klagomål/A 23846-2026 FSC-klagomål.docx
+++ b/klagomål/A 23846-2026 FSC-klagomål.docx
@@ -1186,7 +1186,7 @@
     <w:r>
       <w:tab/>
       <w:tab/>
-      <w:t>2026-07-17</w:t>
+      <w:t>2026-07-18</w:t>
       <w:br/>
       <w:br/>
     </w:r>

--- a/klagomål/A 23846-2026 FSC-klagomål.docx
+++ b/klagomål/A 23846-2026 FSC-klagomål.docx
@@ -1186,7 +1186,7 @@
     <w:r>
       <w:tab/>
       <w:tab/>
-      <w:t>2026-07-18</w:t>
+      <w:t>2026-07-19</w:t>
       <w:br/>
       <w:br/>
     </w:r>

--- a/klagomål/A 23846-2026 FSC-klagomål.docx
+++ b/klagomål/A 23846-2026 FSC-klagomål.docx
@@ -1186,7 +1186,7 @@
     <w:r>
       <w:tab/>
       <w:tab/>
-      <w:t>2026-07-19</w:t>
+      <w:t>2026-07-20</w:t>
       <w:br/>
       <w:br/>
     </w:r>

--- a/klagomål/A 23846-2026 FSC-klagomål.docx
+++ b/klagomål/A 23846-2026 FSC-klagomål.docx
@@ -1186,7 +1186,7 @@
     <w:r>
       <w:tab/>
       <w:tab/>
-      <w:t>2026-07-20</w:t>
+      <w:t>2026-07-21</w:t>
       <w:br/>
       <w:br/>
     </w:r>

--- a/klagomål/A 23846-2026 FSC-klagomål.docx
+++ b/klagomål/A 23846-2026 FSC-klagomål.docx
@@ -1186,7 +1186,7 @@
     <w:r>
       <w:tab/>
       <w:tab/>
-      <w:t>2026-07-21</w:t>
+      <w:t>2026-07-22</w:t>
       <w:br/>
       <w:br/>
     </w:r>

--- a/klagomål/A 23846-2026 FSC-klagomål.docx
+++ b/klagomål/A 23846-2026 FSC-klagomål.docx
@@ -1186,7 +1186,7 @@
     <w:r>
       <w:tab/>
       <w:tab/>
-      <w:t>2026-07-22</w:t>
+      <w:t>2026-07-23</w:t>
       <w:br/>
       <w:br/>
     </w:r>

--- a/klagomål/A 23846-2026 FSC-klagomål.docx
+++ b/klagomål/A 23846-2026 FSC-klagomål.docx
@@ -1186,7 +1186,7 @@
     <w:r>
       <w:tab/>
       <w:tab/>
-      <w:t>2026-07-23</w:t>
+      <w:t>2026-07-24</w:t>
       <w:br/>
       <w:br/>
     </w:r>

--- a/klagomål/A 23846-2026 FSC-klagomål.docx
+++ b/klagomål/A 23846-2026 FSC-klagomål.docx
@@ -1186,7 +1186,7 @@
     <w:r>
       <w:tab/>
       <w:tab/>
-      <w:t>2026-07-24</w:t>
+      <w:t>2026-07-25</w:t>
       <w:br/>
       <w:br/>
     </w:r>

--- a/klagomål/A 23846-2026 FSC-klagomål.docx
+++ b/klagomål/A 23846-2026 FSC-klagomål.docx
@@ -1186,7 +1186,7 @@
     <w:r>
       <w:tab/>
       <w:tab/>
-      <w:t>2026-07-25</w:t>
+      <w:t>2026-07-26</w:t>
       <w:br/>
       <w:br/>
     </w:r>

--- a/klagomål/A 23846-2026 FSC-klagomål.docx
+++ b/klagomål/A 23846-2026 FSC-klagomål.docx
@@ -1186,7 +1186,7 @@
     <w:r>
       <w:tab/>
       <w:tab/>
-      <w:t>2026-07-26</w:t>
+      <w:t>2026-07-27</w:t>
       <w:br/>
       <w:br/>
     </w:r>

--- a/klagomål/A 23846-2026 FSC-klagomål.docx
+++ b/klagomål/A 23846-2026 FSC-klagomål.docx
@@ -1186,7 +1186,7 @@
     <w:r>
       <w:tab/>
       <w:tab/>
-      <w:t>2026-07-27</w:t>
+      <w:t>2026-07-28</w:t>
       <w:br/>
       <w:br/>
     </w:r>

--- a/klagomål/A 23846-2026 FSC-klagomål.docx
+++ b/klagomål/A 23846-2026 FSC-klagomål.docx
@@ -1186,7 +1186,7 @@
     <w:r>
       <w:tab/>
       <w:tab/>
-      <w:t>2026-07-28</w:t>
+      <w:t>2026-07-29</w:t>
       <w:br/>
       <w:br/>
     </w:r>

--- a/klagomål/A 23846-2026 FSC-klagomål.docx
+++ b/klagomål/A 23846-2026 FSC-klagomål.docx
@@ -1186,7 +1186,7 @@
     <w:r>
       <w:tab/>
       <w:tab/>
-      <w:t>2026-07-29</w:t>
+      <w:t>2026-07-30</w:t>
       <w:br/>
       <w:br/>
     </w:r>

--- a/klagomål/A 23846-2026 FSC-klagomål.docx
+++ b/klagomål/A 23846-2026 FSC-klagomål.docx
@@ -1186,7 +1186,7 @@
     <w:r>
       <w:tab/>
       <w:tab/>
-      <w:t>2026-07-30</w:t>
+      <w:t>2026-07-31</w:t>
       <w:br/>
       <w:br/>
     </w:r>

--- a/klagomål/A 23846-2026 FSC-klagomål.docx
+++ b/klagomål/A 23846-2026 FSC-klagomål.docx
@@ -1186,7 +1186,7 @@
     <w:r>
       <w:tab/>
       <w:tab/>
-      <w:t>2026-07-31</w:t>
+      <w:t>2026-08-01</w:t>
       <w:br/>
       <w:br/>
     </w:r>

--- a/klagomål/A 23846-2026 FSC-klagomål.docx
+++ b/klagomål/A 23846-2026 FSC-klagomål.docx
@@ -1186,7 +1186,7 @@
     <w:r>
       <w:tab/>
       <w:tab/>
-      <w:t>2026-08-01</w:t>
+      <w:t>2026-08-02</w:t>
       <w:br/>
       <w:br/>
     </w:r>

--- a/klagomål/A 23846-2026 FSC-klagomål.docx
+++ b/klagomål/A 23846-2026 FSC-klagomål.docx
@@ -1186,7 +1186,7 @@
     <w:r>
       <w:tab/>
       <w:tab/>
-      <w:t>2026-08-02</w:t>
+      <w:t>2026-08-03</w:t>
       <w:br/>
       <w:br/>
     </w:r>

--- a/klagomål/A 23846-2026 FSC-klagomål.docx
+++ b/klagomål/A 23846-2026 FSC-klagomål.docx
@@ -1186,7 +1186,7 @@
     <w:r>
       <w:tab/>
       <w:tab/>
-      <w:t>2026-08-03</w:t>
+      <w:t>2026-08-05</w:t>
       <w:br/>
       <w:br/>
     </w:r>

--- a/klagomål/A 23846-2026 FSC-klagomål.docx
+++ b/klagomål/A 23846-2026 FSC-klagomål.docx
@@ -1186,7 +1186,7 @@
     <w:r>
       <w:tab/>
       <w:tab/>
-      <w:t>2026-08-05</w:t>
+      <w:t>2026-08-07</w:t>
       <w:br/>
       <w:br/>
     </w:r>

--- a/klagomål/A 23846-2026 FSC-klagomål.docx
+++ b/klagomål/A 23846-2026 FSC-klagomål.docx
@@ -1186,7 +1186,7 @@
     <w:r>
       <w:tab/>
       <w:tab/>
-      <w:t>2026-08-07</w:t>
+      <w:t>2026-08-08</w:t>
       <w:br/>
       <w:br/>
     </w:r>

--- a/klagomål/A 23846-2026 FSC-klagomål.docx
+++ b/klagomål/A 23846-2026 FSC-klagomål.docx
@@ -216,7 +216,7 @@
         <w:spacing w:after="240"/>
       </w:pPr>
       <w:r>
-        <w:t>Figur 1. Fyndplatser för naturvårdsarter i och inom 25 meter från avverkningsanmälan. Markörer utan svart kant är placerade på fyndplatsen. Markörer med svart kant är placerade vid sidan av fyndplatsen har ett svart streck som visar fyndplatsens exakta position. Kartans mittpunktskoordinat är N 6554455, E 634783 i SWEREF 99 TM.</w:t>
+        <w:t>Figur 1. Fyndplatser för naturvårdsarter i och inom 25 meter från avverkningsanmälan. Markörer utan svart kant är placerade på fyndplatsen. Markörer med svart kant är placerade vid sidan av fyndplatsen och har ett svart streck som visar fyndplatsens exakta position. Kartans mittpunktskoordinat är N 6554455, E 634783 i SWEREF 99 TM.</w:t>
       </w:r>
     </w:p>
     <w:p>
@@ -1186,7 +1186,7 @@
     <w:r>
       <w:tab/>
       <w:tab/>
-      <w:t>2026-08-14</w:t>
+      <w:t>2026-08-15</w:t>
       <w:br/>
       <w:br/>
     </w:r>

--- a/klagomål/A 23846-2026 FSC-klagomål.docx
+++ b/klagomål/A 23846-2026 FSC-klagomål.docx
@@ -1186,7 +1186,7 @@
     <w:r>
       <w:tab/>
       <w:tab/>
-      <w:t>2026-08-15</w:t>
+      <w:t>2026-08-16</w:t>
       <w:br/>
       <w:br/>
     </w:r>

--- a/klagomål/A 23846-2026 FSC-klagomål.docx
+++ b/klagomål/A 23846-2026 FSC-klagomål.docx
@@ -1186,7 +1186,7 @@
     <w:r>
       <w:tab/>
       <w:tab/>
-      <w:t>2026-08-16</w:t>
+      <w:t>2026-08-17</w:t>
       <w:br/>
       <w:br/>
     </w:r>

--- a/klagomål/A 23846-2026 FSC-klagomål.docx
+++ b/klagomål/A 23846-2026 FSC-klagomål.docx
@@ -1186,7 +1186,7 @@
     <w:r>
       <w:tab/>
       <w:tab/>
-      <w:t>2026-08-17</w:t>
+      <w:t>2026-08-18</w:t>
       <w:br/>
       <w:br/>
     </w:r>

--- a/klagomål/A 23846-2026 FSC-klagomål.docx
+++ b/klagomål/A 23846-2026 FSC-klagomål.docx
@@ -1186,7 +1186,7 @@
     <w:r>
       <w:tab/>
       <w:tab/>
-      <w:t>2026-08-18</w:t>
+      <w:t>2026-08-19</w:t>
       <w:br/>
       <w:br/>
     </w:r>

--- a/klagomål/A 23846-2026 FSC-klagomål.docx
+++ b/klagomål/A 23846-2026 FSC-klagomål.docx
@@ -1186,7 +1186,7 @@
     <w:r>
       <w:tab/>
       <w:tab/>
-      <w:t>2026-08-19</w:t>
+      <w:t>2026-08-20</w:t>
       <w:br/>
       <w:br/>
     </w:r>

--- a/klagomål/A 23846-2026 FSC-klagomål.docx
+++ b/klagomål/A 23846-2026 FSC-klagomål.docx
@@ -1186,7 +1186,7 @@
     <w:r>
       <w:tab/>
       <w:tab/>
-      <w:t>2026-08-20</w:t>
+      <w:t>2026-08-21</w:t>
       <w:br/>
       <w:br/>
     </w:r>

--- a/klagomål/A 23846-2026 FSC-klagomål.docx
+++ b/klagomål/A 23846-2026 FSC-klagomål.docx
@@ -1186,7 +1186,7 @@
     <w:r>
       <w:tab/>
       <w:tab/>
-      <w:t>2026-08-21</w:t>
+      <w:t>2026-08-22</w:t>
       <w:br/>
       <w:br/>
     </w:r>

--- a/klagomål/A 23846-2026 FSC-klagomål.docx
+++ b/klagomål/A 23846-2026 FSC-klagomål.docx
@@ -1186,7 +1186,7 @@
     <w:r>
       <w:tab/>
       <w:tab/>
-      <w:t>2026-08-22</w:t>
+      <w:t>2026-08-23</w:t>
       <w:br/>
       <w:br/>
     </w:r>

--- a/klagomål/A 23846-2026 FSC-klagomål.docx
+++ b/klagomål/A 23846-2026 FSC-klagomål.docx
@@ -1186,7 +1186,7 @@
     <w:r>
       <w:tab/>
       <w:tab/>
-      <w:t>2026-08-23</w:t>
+      <w:t>2026-08-24</w:t>
       <w:br/>
       <w:br/>
     </w:r>

--- a/klagomål/A 23846-2026 FSC-klagomål.docx
+++ b/klagomål/A 23846-2026 FSC-klagomål.docx
@@ -1186,7 +1186,7 @@
     <w:r>
       <w:tab/>
       <w:tab/>
-      <w:t>2026-08-24</w:t>
+      <w:t>2026-08-25</w:t>
       <w:br/>
       <w:br/>
     </w:r>

--- a/klagomål/A 23846-2026 FSC-klagomål.docx
+++ b/klagomål/A 23846-2026 FSC-klagomål.docx
@@ -1186,7 +1186,7 @@
     <w:r>
       <w:tab/>
       <w:tab/>
-      <w:t>2026-08-25</w:t>
+      <w:t>2026-08-26</w:t>
       <w:br/>
       <w:br/>
     </w:r>

--- a/klagomål/A 23846-2026 FSC-klagomål.docx
+++ b/klagomål/A 23846-2026 FSC-klagomål.docx
@@ -1186,7 +1186,7 @@
     <w:r>
       <w:tab/>
       <w:tab/>
-      <w:t>2026-08-26</w:t>
+      <w:t>2026-08-27</w:t>
       <w:br/>
       <w:br/>
     </w:r>

--- a/klagomål/A 23846-2026 FSC-klagomål.docx
+++ b/klagomål/A 23846-2026 FSC-klagomål.docx
@@ -1186,7 +1186,7 @@
     <w:r>
       <w:tab/>
       <w:tab/>
-      <w:t>2026-08-27</w:t>
+      <w:t>2026-08-28</w:t>
       <w:br/>
       <w:br/>
     </w:r>

--- a/klagomål/A 23846-2026 FSC-klagomål.docx
+++ b/klagomål/A 23846-2026 FSC-klagomål.docx
@@ -1186,7 +1186,7 @@
     <w:r>
       <w:tab/>
       <w:tab/>
-      <w:t>2026-08-28</w:t>
+      <w:t>2026-08-29</w:t>
       <w:br/>
       <w:br/>
     </w:r>

--- a/klagomål/A 23846-2026 FSC-klagomål.docx
+++ b/klagomål/A 23846-2026 FSC-klagomål.docx
@@ -1186,7 +1186,7 @@
     <w:r>
       <w:tab/>
       <w:tab/>
-      <w:t>2026-08-29</w:t>
+      <w:t>2026-08-31</w:t>
       <w:br/>
       <w:br/>
     </w:r>

--- a/klagomål/A 23846-2026 FSC-klagomål.docx
+++ b/klagomål/A 23846-2026 FSC-klagomål.docx
@@ -1186,7 +1186,7 @@
     <w:r>
       <w:tab/>
       <w:tab/>
-      <w:t>2026-08-31</w:t>
+      <w:t>2026-09-01</w:t>
       <w:br/>
       <w:br/>
     </w:r>

--- a/klagomål/A 23846-2026 FSC-klagomål.docx
+++ b/klagomål/A 23846-2026 FSC-klagomål.docx
@@ -1186,7 +1186,7 @@
     <w:r>
       <w:tab/>
       <w:tab/>
-      <w:t>2026-09-01</w:t>
+      <w:t>2026-09-02</w:t>
       <w:br/>
       <w:br/>
     </w:r>

--- a/klagomål/A 23846-2026 FSC-klagomål.docx
+++ b/klagomål/A 23846-2026 FSC-klagomål.docx
@@ -1186,7 +1186,7 @@
     <w:r>
       <w:tab/>
       <w:tab/>
-      <w:t>2026-09-02</w:t>
+      <w:t>2026-09-03</w:t>
       <w:br/>
       <w:br/>
     </w:r>

--- a/klagomål/A 23846-2026 FSC-klagomål.docx
+++ b/klagomål/A 23846-2026 FSC-klagomål.docx
@@ -1186,7 +1186,7 @@
     <w:r>
       <w:tab/>
       <w:tab/>
-      <w:t>2026-09-03</w:t>
+      <w:t>2026-09-04</w:t>
       <w:br/>
       <w:br/>
     </w:r>

--- a/klagomål/A 23846-2026 FSC-klagomål.docx
+++ b/klagomål/A 23846-2026 FSC-klagomål.docx
@@ -1186,7 +1186,7 @@
     <w:r>
       <w:tab/>
       <w:tab/>
-      <w:t>2026-09-04</w:t>
+      <w:t>2026-09-05</w:t>
       <w:br/>
       <w:br/>
     </w:r>

--- a/klagomål/A 23846-2026 FSC-klagomål.docx
+++ b/klagomål/A 23846-2026 FSC-klagomål.docx
@@ -1186,7 +1186,7 @@
     <w:r>
       <w:tab/>
       <w:tab/>
-      <w:t>2026-09-05</w:t>
+      <w:t>2026-09-06</w:t>
       <w:br/>
       <w:br/>
     </w:r>

--- a/klagomål/A 23846-2026 FSC-klagomål.docx
+++ b/klagomål/A 23846-2026 FSC-klagomål.docx
@@ -1186,7 +1186,7 @@
     <w:r>
       <w:tab/>
       <w:tab/>
-      <w:t>2026-09-06</w:t>
+      <w:t>2026-09-07</w:t>
       <w:br/>
       <w:br/>
     </w:r>

--- a/klagomål/A 23846-2026 FSC-klagomål.docx
+++ b/klagomål/A 23846-2026 FSC-klagomål.docx
@@ -1186,7 +1186,7 @@
     <w:r>
       <w:tab/>
       <w:tab/>
-      <w:t>2026-09-07</w:t>
+      <w:t>2026-09-08</w:t>
       <w:br/>
       <w:br/>
     </w:r>

--- a/klagomål/A 23846-2026 FSC-klagomål.docx
+++ b/klagomål/A 23846-2026 FSC-klagomål.docx
@@ -1186,7 +1186,7 @@
     <w:r>
       <w:tab/>
       <w:tab/>
-      <w:t>2026-09-08</w:t>
+      <w:t>2026-09-09</w:t>
       <w:br/>
       <w:br/>
     </w:r>

--- a/klagomål/A 23846-2026 FSC-klagomål.docx
+++ b/klagomål/A 23846-2026 FSC-klagomål.docx
@@ -1186,7 +1186,7 @@
     <w:r>
       <w:tab/>
       <w:tab/>
-      <w:t>2026-09-09</w:t>
+      <w:t>2026-09-10</w:t>
       <w:br/>
       <w:br/>
     </w:r>

--- a/klagomål/A 23846-2026 FSC-klagomål.docx
+++ b/klagomål/A 23846-2026 FSC-klagomål.docx
@@ -1186,7 +1186,7 @@
     <w:r>
       <w:tab/>
       <w:tab/>
-      <w:t>2026-09-10</w:t>
+      <w:t>2026-09-11</w:t>
       <w:br/>
       <w:br/>
     </w:r>

--- a/klagomål/A 23846-2026 FSC-klagomål.docx
+++ b/klagomål/A 23846-2026 FSC-klagomål.docx
@@ -1186,7 +1186,7 @@
     <w:r>
       <w:tab/>
       <w:tab/>
-      <w:t>2026-09-11</w:t>
+      <w:t>2026-09-12</w:t>
       <w:br/>
       <w:br/>
     </w:r>
